--- a/Use_cases_PAN/Use_cases_7_9_v0.2.docx
+++ b/Use_cases_PAN/Use_cases_7_9_v0.2.docx
@@ -2,6 +2,509 @@
 <file path=word/document.xml><?xml version="1.0" encoding="utf-8"?>
 <w:document xmlns:wpc="http://schemas.microsoft.com/office/word/2010/wordprocessingCanvas" xmlns:cx="http://schemas.microsoft.com/office/drawing/2014/chartex" xmlns:cx1="http://schemas.microsoft.com/office/drawing/2015/9/8/chartex" xmlns:cx2="http://schemas.microsoft.com/office/drawing/2015/10/21/chartex" xmlns:cx3="http://schemas.microsoft.com/office/drawing/2016/5/9/chartex" xmlns:cx4="http://schemas.microsoft.com/office/drawing/2016/5/10/chartex" xmlns:cx5="http://schemas.microsoft.com/office/drawing/2016/5/11/chartex" xmlns:cx6="http://schemas.microsoft.com/office/drawing/2016/5/12/chartex" xmlns:cx7="http://schemas.microsoft.com/office/drawing/2016/5/13/chartex" xmlns:cx8="http://schemas.microsoft.com/office/drawing/2016/5/14/chartex" xmlns:mc="http://schemas.openxmlformats.org/markup-compatibility/2006" xmlns:aink="http://schemas.microsoft.com/office/drawing/2016/ink" xmlns:am3d="http://schemas.microsoft.com/office/drawing/2017/model3d" xmlns:o="urn:schemas-microsoft-com:office:office" xmlns:oel="http://schemas.microsoft.com/office/2019/extlst" xmlns:r="http://schemas.openxmlformats.org/officeDocument/2006/relationships" xmlns:m="http://schemas.openxmlformats.org/officeDocument/2006/math" xmlns:v="urn:schemas-microsoft-com:vml" xmlns:wp14="http://schemas.microsoft.com/office/word/2010/wordprocessingDrawing" xmlns:wp="http://schemas.openxmlformats.org/drawingml/2006/wordprocessingDrawing" xmlns:w10="urn:schemas-microsoft-com:office:word" xmlns:w="http://schemas.openxmlformats.org/wordprocessingml/2006/main" xmlns:w14="http://schemas.microsoft.com/office/word/2010/wordml" xmlns:w15="http://schemas.microsoft.com/office/word/2012/wordml" xmlns:w16cex="http://schemas.microsoft.com/office/word/2018/wordml/cex" xmlns:w16cid="http://schemas.microsoft.com/office/word/2016/wordml/cid" xmlns:w16="http://schemas.microsoft.com/office/word/2018/wordml" xmlns:w16du="http://schemas.microsoft.com/office/word/2023/wordml/word16du" xmlns:w16sdtdh="http://schemas.microsoft.com/office/word/2020/wordml/sdtdatahash" xmlns:w16sdtfl="http://schemas.microsoft.com/office/word/2024/wordml/sdtformatlock" xmlns:w16se="http://schemas.microsoft.com/office/word/2015/wordml/symex" xmlns:wpg="http://schemas.microsoft.com/office/word/2010/wordprocessingGroup" xmlns:wpi="http://schemas.microsoft.com/office/word/2010/wordprocessingInk" xmlns:wne="http://schemas.microsoft.com/office/word/2006/wordml" xmlns:wps="http://schemas.microsoft.com/office/word/2010/wordprocessingShape" mc:Ignorable="w14 w15 w16se w16cid w16 w16cex w16sdtdh w16sdtfl w16du wp14">
   <w:body>
+    <w:p>
+      <w:pPr>
+        <w:rPr>
+          <w:rFonts w:ascii="Bahnschrift Light" w:hAnsi="Bahnschrift Light"/>
+          <w:sz w:val="28"/>
+          <w:szCs w:val="28"/>
+          <w:lang w:val="el-GR"/>
+        </w:rPr>
+      </w:pPr>
+      <w:r>
+        <w:rPr>
+          <w:rFonts w:ascii="Bahnschrift Light" w:hAnsi="Bahnschrift Light"/>
+          <w:color w:val="EE0000"/>
+          <w:sz w:val="28"/>
+          <w:szCs w:val="28"/>
+          <w:lang w:val="el-GR"/>
+        </w:rPr>
+        <w:t>ΓΕΝΙΚΑ ΝΑ ΒΑΛΟΥΜΕ ΑΛΛΑΓΗ ΣΤΗ ΔΙΑΤΥΠΩΣΗ ΛΟΓΩ Robustness Diagram</w:t>
+      </w:r>
+    </w:p>
+    <w:p>
+      <w:pPr>
+        <w:rPr>
+          <w:rFonts w:ascii="Bahnschrift Light" w:hAnsi="Bahnschrift Light"/>
+          <w:b/>
+          <w:bCs/>
+          <w:sz w:val="36"/>
+          <w:szCs w:val="36"/>
+          <w:lang w:val="el-GR"/>
+        </w:rPr>
+      </w:pPr>
+      <w:r>
+        <w:rPr>
+          <w:rFonts w:ascii="Bahnschrift Light" w:hAnsi="Bahnschrift Light"/>
+          <w:b/>
+          <w:bCs/>
+          <w:sz w:val="36"/>
+          <w:szCs w:val="36"/>
+          <w:lang w:val="el-GR"/>
+        </w:rPr>
+        <w:t>Αλλαγέ</w:t>
+      </w:r>
+      <w:r>
+        <w:rPr>
+          <w:rFonts w:ascii="Bahnschrift Light" w:hAnsi="Bahnschrift Light"/>
+          <w:b/>
+          <w:bCs/>
+          <w:sz w:val="36"/>
+          <w:szCs w:val="36"/>
+          <w:lang w:val="el-GR"/>
+        </w:rPr>
+        <w:t>ς</w:t>
+      </w:r>
+    </w:p>
+    <w:p>
+      <w:pPr>
+        <w:pStyle w:val="ListParagraph"/>
+        <w:numPr>
+          <w:ilvl w:val="0"/>
+          <w:numId w:val="59"/>
+        </w:numPr>
+        <w:rPr>
+          <w:rFonts w:ascii="Bahnschrift Light" w:hAnsi="Bahnschrift Light"/>
+          <w:sz w:val="28"/>
+          <w:szCs w:val="28"/>
+          <w:lang w:val="el-GR"/>
+        </w:rPr>
+      </w:pPr>
+      <w:r>
+        <w:rPr>
+          <w:rFonts w:ascii="Bahnschrift Light" w:hAnsi="Bahnschrift Light"/>
+          <w:sz w:val="28"/>
+          <w:szCs w:val="28"/>
+          <w:lang w:val="el-GR"/>
+        </w:rPr>
+        <w:t>Σ</w:t>
+      </w:r>
+      <w:r>
+        <w:rPr>
+          <w:rFonts w:ascii="Bahnschrift Light" w:hAnsi="Bahnschrift Light"/>
+          <w:sz w:val="28"/>
+          <w:szCs w:val="28"/>
+          <w:lang w:val="el-GR"/>
+        </w:rPr>
+        <w:t>τη βασική ροή</w:t>
+      </w:r>
+      <w:r>
+        <w:rPr>
+          <w:rFonts w:ascii="Bahnschrift Light" w:hAnsi="Bahnschrift Light"/>
+          <w:sz w:val="28"/>
+          <w:szCs w:val="28"/>
+          <w:lang w:val="el-GR"/>
+        </w:rPr>
+        <w:t>, π</w:t>
+      </w:r>
+      <w:r>
+        <w:rPr>
+          <w:rFonts w:ascii="Bahnschrift Light" w:hAnsi="Bahnschrift Light"/>
+          <w:sz w:val="28"/>
+          <w:szCs w:val="28"/>
+          <w:lang w:val="el-GR"/>
+        </w:rPr>
+        <w:t xml:space="preserve">ροστέθηκε το </w:t>
+      </w:r>
+      <w:r>
+        <w:rPr>
+          <w:rFonts w:ascii="Bahnschrift Light" w:hAnsi="Bahnschrift Light"/>
+          <w:sz w:val="28"/>
+          <w:szCs w:val="28"/>
+          <w:lang w:val="el-GR"/>
+        </w:rPr>
+        <w:t>βήμα 2</w:t>
+      </w:r>
+      <w:r>
+        <w:rPr>
+          <w:rFonts w:ascii="Bahnschrift Light" w:hAnsi="Bahnschrift Light"/>
+          <w:sz w:val="28"/>
+          <w:szCs w:val="28"/>
+          <w:lang w:val="el-GR"/>
+        </w:rPr>
+        <w:t xml:space="preserve"> </w:t>
+      </w:r>
+      <w:r>
+        <w:rPr>
+          <w:rFonts w:ascii="Bahnschrift Light" w:hAnsi="Bahnschrift Light"/>
+          <w:sz w:val="28"/>
+          <w:szCs w:val="28"/>
+          <w:lang w:val="el-GR"/>
+        </w:rPr>
+        <w:t xml:space="preserve">(εμφάνιση οθόνης για </w:t>
+      </w:r>
+      <w:r>
+        <w:rPr>
+          <w:rFonts w:ascii="Bahnschrift Light" w:hAnsi="Bahnschrift Light"/>
+          <w:sz w:val="28"/>
+          <w:szCs w:val="28"/>
+          <w:lang w:val="el-GR"/>
+        </w:rPr>
+        <w:t>ψ</w:t>
+      </w:r>
+      <w:r>
+        <w:rPr>
+          <w:rFonts w:ascii="Bahnschrift Light" w:hAnsi="Bahnschrift Light"/>
+          <w:sz w:val="28"/>
+          <w:szCs w:val="28"/>
+          <w:lang w:val="el-GR"/>
+        </w:rPr>
+        <w:t>ώνια από το σύστημα</w:t>
+      </w:r>
+      <w:r>
+        <w:rPr>
+          <w:rFonts w:ascii="Bahnschrift Light" w:hAnsi="Bahnschrift Light"/>
+          <w:sz w:val="28"/>
+          <w:szCs w:val="28"/>
+          <w:lang w:val="el-GR"/>
+        </w:rPr>
+        <w:t>)</w:t>
+      </w:r>
+      <w:r>
+        <w:rPr>
+          <w:rFonts w:ascii="Bahnschrift Light" w:hAnsi="Bahnschrift Light"/>
+          <w:sz w:val="28"/>
+          <w:szCs w:val="28"/>
+          <w:lang w:val="el-GR"/>
+        </w:rPr>
+        <w:t>.</w:t>
+      </w:r>
+    </w:p>
+    <w:p>
+      <w:pPr>
+        <w:pStyle w:val="ListParagraph"/>
+        <w:numPr>
+          <w:ilvl w:val="0"/>
+          <w:numId w:val="59"/>
+        </w:numPr>
+        <w:rPr>
+          <w:rFonts w:ascii="Bahnschrift Light" w:hAnsi="Bahnschrift Light"/>
+          <w:sz w:val="28"/>
+          <w:szCs w:val="28"/>
+          <w:lang w:val="el-GR"/>
+        </w:rPr>
+      </w:pPr>
+      <w:r>
+        <w:rPr>
+          <w:rFonts w:ascii="Bahnschrift Light" w:hAnsi="Bahnschrift Light"/>
+          <w:sz w:val="28"/>
+          <w:szCs w:val="28"/>
+          <w:lang w:val="el-GR"/>
+        </w:rPr>
+        <w:t>Σ</w:t>
+      </w:r>
+      <w:r>
+        <w:rPr>
+          <w:rFonts w:ascii="Bahnschrift Light" w:hAnsi="Bahnschrift Light"/>
+          <w:sz w:val="28"/>
+          <w:szCs w:val="28"/>
+          <w:lang w:val="el-GR"/>
+        </w:rPr>
+        <w:t>την</w:t>
+      </w:r>
+      <w:r>
+        <w:rPr>
+          <w:rFonts w:ascii="Bahnschrift Light" w:hAnsi="Bahnschrift Light"/>
+          <w:sz w:val="28"/>
+          <w:szCs w:val="28"/>
+          <w:lang w:val="el-GR"/>
+        </w:rPr>
+        <w:t xml:space="preserve"> εναλλακτική ροή 1</w:t>
+      </w:r>
+      <w:r>
+        <w:rPr>
+          <w:rFonts w:ascii="Bahnschrift Light" w:hAnsi="Bahnschrift Light"/>
+          <w:sz w:val="28"/>
+          <w:szCs w:val="28"/>
+          <w:lang w:val="el-GR"/>
+        </w:rPr>
+        <w:t>, δ</w:t>
+      </w:r>
+      <w:r>
+        <w:rPr>
+          <w:rFonts w:ascii="Bahnschrift Light" w:hAnsi="Bahnschrift Light"/>
+          <w:sz w:val="28"/>
+          <w:szCs w:val="28"/>
+          <w:lang w:val="el-GR"/>
+        </w:rPr>
+        <w:t>ιαγράφτηκαν τα βήματα 3 και 4</w:t>
+      </w:r>
+      <w:r>
+        <w:rPr>
+          <w:rFonts w:ascii="Bahnschrift Light" w:hAnsi="Bahnschrift Light"/>
+          <w:sz w:val="28"/>
+          <w:szCs w:val="28"/>
+          <w:lang w:val="el-GR"/>
+        </w:rPr>
+        <w:t xml:space="preserve"> </w:t>
+      </w:r>
+      <w:r>
+        <w:rPr>
+          <w:rFonts w:ascii="Bahnschrift Light" w:hAnsi="Bahnschrift Light"/>
+          <w:sz w:val="28"/>
+          <w:szCs w:val="28"/>
+          <w:lang w:val="el-GR"/>
+        </w:rPr>
+        <w:t>και αντικα</w:t>
+      </w:r>
+      <w:r>
+        <w:rPr>
+          <w:rFonts w:ascii="Bahnschrift Light" w:hAnsi="Bahnschrift Light"/>
+          <w:sz w:val="28"/>
+          <w:szCs w:val="28"/>
+          <w:lang w:val="el-GR"/>
+        </w:rPr>
+        <w:t>τα</w:t>
+      </w:r>
+      <w:r>
+        <w:rPr>
+          <w:rFonts w:ascii="Bahnschrift Light" w:hAnsi="Bahnschrift Light"/>
+          <w:sz w:val="28"/>
+          <w:szCs w:val="28"/>
+          <w:lang w:val="el-GR"/>
+        </w:rPr>
+        <w:t>στ</w:t>
+      </w:r>
+      <w:r>
+        <w:rPr>
+          <w:rFonts w:ascii="Bahnschrift Light" w:hAnsi="Bahnschrift Light"/>
+          <w:sz w:val="28"/>
+          <w:szCs w:val="28"/>
+          <w:lang w:val="el-GR"/>
+        </w:rPr>
+        <w:t>ά</w:t>
+      </w:r>
+      <w:r>
+        <w:rPr>
+          <w:rFonts w:ascii="Bahnschrift Light" w:hAnsi="Bahnschrift Light"/>
+          <w:sz w:val="28"/>
+          <w:szCs w:val="28"/>
+          <w:lang w:val="el-GR"/>
+        </w:rPr>
+        <w:t xml:space="preserve">θηκαν </w:t>
+      </w:r>
+      <w:r>
+        <w:rPr>
+          <w:rFonts w:ascii="Bahnschrift Light" w:hAnsi="Bahnschrift Light"/>
+          <w:sz w:val="28"/>
+          <w:szCs w:val="28"/>
+          <w:lang w:val="el-GR"/>
+        </w:rPr>
+        <w:t xml:space="preserve">με </w:t>
+      </w:r>
+      <w:r>
+        <w:rPr>
+          <w:rFonts w:ascii="Bahnschrift Light" w:hAnsi="Bahnschrift Light"/>
+          <w:sz w:val="28"/>
+          <w:szCs w:val="28"/>
+          <w:lang w:val="el-GR"/>
+        </w:rPr>
+        <w:t>επιστροφή στη βασική ροή</w:t>
+      </w:r>
+      <w:r>
+        <w:rPr>
+          <w:rFonts w:ascii="Bahnschrift Light" w:hAnsi="Bahnschrift Light"/>
+          <w:sz w:val="28"/>
+          <w:szCs w:val="28"/>
+          <w:lang w:val="el-GR"/>
+        </w:rPr>
+        <w:t>.</w:t>
+      </w:r>
+    </w:p>
+    <w:p>
+      <w:pPr>
+        <w:pStyle w:val="ListParagraph"/>
+        <w:numPr>
+          <w:ilvl w:val="0"/>
+          <w:numId w:val="59"/>
+        </w:numPr>
+        <w:rPr>
+          <w:rFonts w:ascii="Bahnschrift Light" w:hAnsi="Bahnschrift Light"/>
+          <w:sz w:val="28"/>
+          <w:szCs w:val="28"/>
+          <w:lang w:val="el-GR"/>
+        </w:rPr>
+      </w:pPr>
+      <w:r>
+        <w:rPr>
+          <w:rFonts w:ascii="Bahnschrift Light" w:hAnsi="Bahnschrift Light"/>
+          <w:sz w:val="28"/>
+          <w:szCs w:val="28"/>
+          <w:lang w:val="el-GR"/>
+        </w:rPr>
+        <w:t>Σ</w:t>
+      </w:r>
+      <w:r>
+        <w:rPr>
+          <w:rFonts w:ascii="Bahnschrift Light" w:hAnsi="Bahnschrift Light"/>
+          <w:sz w:val="28"/>
+          <w:szCs w:val="28"/>
+          <w:lang w:val="el-GR"/>
+        </w:rPr>
+        <w:t>την εναλλακτική ροή 2</w:t>
+      </w:r>
+      <w:r>
+        <w:rPr>
+          <w:rFonts w:ascii="Bahnschrift Light" w:hAnsi="Bahnschrift Light"/>
+          <w:sz w:val="28"/>
+          <w:szCs w:val="28"/>
+          <w:lang w:val="el-GR"/>
+        </w:rPr>
+        <w:t>, σ</w:t>
+      </w:r>
+      <w:r>
+        <w:rPr>
+          <w:rFonts w:ascii="Bahnschrift Light" w:hAnsi="Bahnschrift Light"/>
+          <w:sz w:val="28"/>
+          <w:szCs w:val="28"/>
+          <w:lang w:val="el-GR"/>
+        </w:rPr>
+        <w:t>υγχωνεύθηκαν τα βήματα 1 και 2</w:t>
+      </w:r>
+      <w:r>
+        <w:rPr>
+          <w:rFonts w:ascii="Bahnschrift Light" w:hAnsi="Bahnschrift Light"/>
+          <w:sz w:val="28"/>
+          <w:szCs w:val="28"/>
+          <w:lang w:val="el-GR"/>
+        </w:rPr>
+        <w:t xml:space="preserve"> και τα βήματα </w:t>
+      </w:r>
+      <w:r>
+        <w:rPr>
+          <w:rFonts w:ascii="Bahnschrift Light" w:hAnsi="Bahnschrift Light"/>
+          <w:sz w:val="28"/>
+          <w:szCs w:val="28"/>
+          <w:lang w:val="el-GR"/>
+        </w:rPr>
+        <w:t xml:space="preserve"> </w:t>
+      </w:r>
+      <w:r>
+        <w:rPr>
+          <w:rFonts w:ascii="Bahnschrift Light" w:hAnsi="Bahnschrift Light"/>
+          <w:sz w:val="28"/>
+          <w:szCs w:val="28"/>
+          <w:lang w:val="el-GR"/>
+        </w:rPr>
+        <w:t xml:space="preserve">8 και 9, ενώ </w:t>
+      </w:r>
+      <w:r>
+        <w:rPr>
+          <w:rFonts w:ascii="Bahnschrift Light" w:hAnsi="Bahnschrift Light"/>
+          <w:sz w:val="28"/>
+          <w:szCs w:val="28"/>
+          <w:lang w:val="el-GR"/>
+        </w:rPr>
+        <w:t>διαγράφτηκαν</w:t>
+      </w:r>
+      <w:r>
+        <w:rPr>
+          <w:rFonts w:ascii="Bahnschrift Light" w:hAnsi="Bahnschrift Light"/>
+          <w:sz w:val="28"/>
+          <w:szCs w:val="28"/>
+          <w:lang w:val="el-GR"/>
+        </w:rPr>
+        <w:t xml:space="preserve"> τα βήματα </w:t>
+      </w:r>
+      <w:r>
+        <w:rPr>
+          <w:rFonts w:ascii="Bahnschrift Light" w:hAnsi="Bahnschrift Light"/>
+          <w:sz w:val="28"/>
+          <w:szCs w:val="28"/>
+          <w:lang w:val="el-GR"/>
+        </w:rPr>
+        <w:t>3, 4 και 7</w:t>
+      </w:r>
+      <w:r>
+        <w:rPr>
+          <w:rFonts w:ascii="Bahnschrift Light" w:hAnsi="Bahnschrift Light"/>
+          <w:sz w:val="28"/>
+          <w:szCs w:val="28"/>
+          <w:lang w:val="el-GR"/>
+        </w:rPr>
+        <w:t xml:space="preserve"> (πλέον </w:t>
+      </w:r>
+      <w:r>
+        <w:rPr>
+          <w:rFonts w:ascii="Bahnschrift Light" w:hAnsi="Bahnschrift Light"/>
+          <w:sz w:val="28"/>
+          <w:szCs w:val="28"/>
+          <w:lang w:val="el-GR"/>
+        </w:rPr>
+        <w:t>εμφανίζεται απευθείας παράθυρο επιμερισμού</w:t>
+      </w:r>
+      <w:r>
+        <w:rPr>
+          <w:rFonts w:ascii="Bahnschrift Light" w:hAnsi="Bahnschrift Light"/>
+          <w:sz w:val="28"/>
+          <w:szCs w:val="28"/>
+          <w:lang w:val="el-GR"/>
+        </w:rPr>
+        <w:t>, όταν ανεβεί απόδειξη</w:t>
+      </w:r>
+      <w:r>
+        <w:rPr>
+          <w:rFonts w:ascii="Bahnschrift Light" w:hAnsi="Bahnschrift Light"/>
+          <w:sz w:val="28"/>
+          <w:szCs w:val="28"/>
+          <w:lang w:val="el-GR"/>
+        </w:rPr>
+        <w:t>)</w:t>
+      </w:r>
+      <w:r>
+        <w:rPr>
+          <w:rFonts w:ascii="Bahnschrift Light" w:hAnsi="Bahnschrift Light"/>
+          <w:sz w:val="28"/>
+          <w:szCs w:val="28"/>
+          <w:lang w:val="el-GR"/>
+        </w:rPr>
+        <w:t>.</w:t>
+      </w:r>
+    </w:p>
+    <w:p>
+      <w:pPr>
+        <w:pStyle w:val="ListParagraph"/>
+        <w:numPr>
+          <w:ilvl w:val="0"/>
+          <w:numId w:val="59"/>
+        </w:numPr>
+        <w:rPr>
+          <w:rFonts w:ascii="Bahnschrift Light" w:hAnsi="Bahnschrift Light"/>
+          <w:sz w:val="28"/>
+          <w:szCs w:val="28"/>
+          <w:lang w:val="el-GR"/>
+        </w:rPr>
+      </w:pPr>
+      <w:r>
+        <w:rPr>
+          <w:rFonts w:ascii="Bahnschrift Light" w:hAnsi="Bahnschrift Light"/>
+          <w:sz w:val="28"/>
+          <w:szCs w:val="28"/>
+          <w:lang w:val="el-GR"/>
+        </w:rPr>
+        <w:t>Η εναλλακτική ροή 2.1 διαγράφτηκε</w:t>
+      </w:r>
+      <w:r>
+        <w:rPr>
+          <w:rFonts w:ascii="Bahnschrift Light" w:hAnsi="Bahnschrift Light"/>
+          <w:sz w:val="28"/>
+          <w:szCs w:val="28"/>
+          <w:lang w:val="el-GR"/>
+        </w:rPr>
+        <w:t xml:space="preserve"> (λόγω της αλλαγής στην εναλλακτική ροή 2).</w:t>
+      </w:r>
+    </w:p>
+    <w:p>
+      <w:pPr>
+        <w:pStyle w:val="ListParagraph"/>
+        <w:rPr>
+          <w:rFonts w:ascii="Bahnschrift Light" w:hAnsi="Bahnschrift Light"/>
+          <w:sz w:val="28"/>
+          <w:szCs w:val="28"/>
+          <w:lang w:val="el-GR"/>
+        </w:rPr>
+      </w:pPr>
+    </w:p>
     <w:p>
       <w:pPr>
         <w:pBdr>
@@ -820,6 +1323,7 @@
           <w:szCs w:val="28"/>
           <w:lang w:val="el-GR"/>
         </w:rPr>
+        <w:lastRenderedPageBreak/>
         <w:t>Το σύστημα μεταφέρει το προϊόν στα “</w:t>
       </w:r>
       <w:r>
@@ -877,6 +1381,7 @@
     </w:p>
     <w:p>
       <w:pPr>
+        <w:ind w:left="360"/>
         <w:jc w:val="both"/>
         <w:rPr>
           <w:rFonts w:ascii="Bahnschrift Light" w:hAnsi="Bahnschrift Light"/>
@@ -1299,10 +1804,7 @@
           <w:lang w:val="el-GR"/>
         </w:rPr>
       </w:pPr>
-    </w:p>
-    <w:p>
-      <w:pPr>
-        <w:jc w:val="both"/>
+      <w:r>
         <w:rPr>
           <w:rFonts w:ascii="Bahnschrift Light" w:hAnsi="Bahnschrift Light"/>
           <w:sz w:val="28"/>
@@ -1310,16 +1812,6 @@
           <w:u w:val="single"/>
           <w:lang w:val="el-GR"/>
         </w:rPr>
-      </w:pPr>
-      <w:r>
-        <w:rPr>
-          <w:rFonts w:ascii="Bahnschrift Light" w:hAnsi="Bahnschrift Light"/>
-          <w:sz w:val="28"/>
-          <w:szCs w:val="28"/>
-          <w:u w:val="single"/>
-          <w:lang w:val="el-GR"/>
-        </w:rPr>
-        <w:lastRenderedPageBreak/>
         <w:t>Εναλλακτική Ροή 2</w:t>
       </w:r>
       <w:r>
@@ -1456,37 +1948,7 @@
           <w:highlight w:val="yellow"/>
           <w:lang w:val="el-GR"/>
         </w:rPr>
-        <w:t xml:space="preserve"> και </w:t>
-      </w:r>
-      <w:r>
-        <w:rPr>
-          <w:rFonts w:ascii="Bahnschrift Light" w:hAnsi="Bahnschrift Light"/>
-          <w:sz w:val="28"/>
-          <w:szCs w:val="28"/>
-          <w:highlight w:val="yellow"/>
-          <w:lang w:val="el-GR"/>
-        </w:rPr>
-        <w:t>ανεβάζει σε φωτογραφία την απόδειξη από τα</w:t>
-      </w:r>
-      <w:r>
-        <w:rPr>
-          <w:rFonts w:ascii="Bahnschrift Light" w:hAnsi="Bahnschrift Light"/>
-          <w:sz w:val="28"/>
-          <w:szCs w:val="28"/>
-          <w:highlight w:val="yellow"/>
-          <w:lang w:val="el-GR"/>
-        </w:rPr>
-        <w:t xml:space="preserve"> </w:t>
-      </w:r>
-      <w:r>
-        <w:rPr>
-          <w:rFonts w:ascii="Bahnschrift Light" w:hAnsi="Bahnschrift Light"/>
-          <w:sz w:val="28"/>
-          <w:szCs w:val="28"/>
-          <w:highlight w:val="yellow"/>
-          <w:lang w:val="el-GR"/>
-        </w:rPr>
-        <w:t>ψώνια</w:t>
+        <w:t xml:space="preserve"> και ανεβάζει σε φωτογραφία την απόδειξη από τα ψώνια</w:t>
       </w:r>
       <w:r>
         <w:rPr>
@@ -1969,47 +2431,17 @@
           <w:highlight w:val="yellow"/>
           <w:lang w:val="el-GR"/>
         </w:rPr>
-        <w:t>”</w:t>
-      </w:r>
-      <w:r>
-        <w:rPr>
-          <w:rFonts w:ascii="Bahnschrift Light" w:hAnsi="Bahnschrift Light"/>
-          <w:sz w:val="28"/>
-          <w:szCs w:val="28"/>
-          <w:highlight w:val="yellow"/>
-          <w:lang w:val="el-GR"/>
-        </w:rPr>
-        <w:t xml:space="preserve">, </w:t>
-      </w:r>
-      <w:r>
-        <w:rPr>
-          <w:rFonts w:ascii="Bahnschrift Light" w:hAnsi="Bahnschrift Light"/>
-          <w:sz w:val="28"/>
-          <w:szCs w:val="28"/>
-          <w:highlight w:val="yellow"/>
-          <w:lang w:val="el-GR"/>
-        </w:rPr>
-        <w:t xml:space="preserve">το ποσό που του </w:t>
-      </w:r>
-      <w:r>
-        <w:rPr>
-          <w:rFonts w:ascii="Bahnschrift Light" w:hAnsi="Bahnschrift Light"/>
-          <w:sz w:val="28"/>
-          <w:szCs w:val="28"/>
-          <w:highlight w:val="yellow"/>
-          <w:lang w:val="el-GR"/>
-        </w:rPr>
-        <w:t>χρωστάει</w:t>
-      </w:r>
-      <w:r>
-        <w:rPr>
-          <w:rFonts w:ascii="Bahnschrift Light" w:hAnsi="Bahnschrift Light"/>
-          <w:sz w:val="28"/>
-          <w:szCs w:val="28"/>
-          <w:highlight w:val="yellow"/>
-          <w:lang w:val="el-GR"/>
-        </w:rPr>
-        <w:t xml:space="preserve"> ο κάθε συγκάτοικος</w:t>
+        <w:t xml:space="preserve">”, </w:t>
+      </w:r>
+      <w:r>
+        <w:rPr>
+          <w:rFonts w:ascii="Bahnschrift Light" w:hAnsi="Bahnschrift Light"/>
+          <w:sz w:val="28"/>
+          <w:szCs w:val="28"/>
+          <w:highlight w:val="yellow"/>
+          <w:lang w:val="el-GR"/>
+        </w:rPr>
+        <w:t>το ποσό που του χρωστάει ο κάθε συγκάτοικος</w:t>
       </w:r>
       <w:r>
         <w:rPr>
@@ -2184,6 +2616,7 @@
           <w:szCs w:val="28"/>
           <w:lang w:val="el-GR"/>
         </w:rPr>
+        <w:lastRenderedPageBreak/>
         <w:t>Το σύστημα δημιουργεί τον επιμερισμό με την σημερινή ημερομηνία και τον προσθέτει στο ιστορικό με γρι χρώμα,</w:t>
       </w:r>
       <w:r>
@@ -2391,40 +2824,17 @@
           <w:sz w:val="28"/>
           <w:szCs w:val="28"/>
           <w:u w:val="single"/>
-        </w:rPr>
-      </w:pPr>
-    </w:p>
-    <w:p>
-      <w:pPr>
-        <w:jc w:val="both"/>
+          <w:lang w:val="el-GR"/>
+        </w:rPr>
+      </w:pPr>
+      <w:r>
         <w:rPr>
           <w:rFonts w:ascii="Bahnschrift Light" w:hAnsi="Bahnschrift Light"/>
           <w:sz w:val="28"/>
           <w:szCs w:val="28"/>
           <w:u w:val="single"/>
-        </w:rPr>
-      </w:pPr>
-    </w:p>
-    <w:p>
-      <w:pPr>
-        <w:jc w:val="both"/>
-        <w:rPr>
-          <w:rFonts w:ascii="Bahnschrift Light" w:hAnsi="Bahnschrift Light"/>
-          <w:sz w:val="28"/>
-          <w:szCs w:val="28"/>
-          <w:u w:val="single"/>
-          <w:lang w:val="el-GR"/>
-        </w:rPr>
-      </w:pPr>
-      <w:r>
-        <w:rPr>
-          <w:rFonts w:ascii="Bahnschrift Light" w:hAnsi="Bahnschrift Light"/>
-          <w:sz w:val="28"/>
-          <w:szCs w:val="28"/>
-          <w:u w:val="single"/>
-          <w:lang w:val="el-GR"/>
-        </w:rPr>
-        <w:lastRenderedPageBreak/>
+          <w:lang w:val="el-GR"/>
+        </w:rPr>
         <w:t>Εναλλακτική Ροή 3</w:t>
       </w:r>
       <w:r>
@@ -3095,6 +3505,7 @@
           <w:szCs w:val="28"/>
           <w:lang w:val="el-GR"/>
         </w:rPr>
+        <w:lastRenderedPageBreak/>
         <w:t>Ο χρήστης θέλει να διαγράψει ένα ήδη υπάρχον προϊόν.</w:t>
       </w:r>
     </w:p>
@@ -3390,27 +3801,7 @@
           <w:highlight w:val="yellow"/>
           <w:lang w:val="el-GR"/>
         </w:rPr>
-        <w:t xml:space="preserve">συμπληρώνει </w:t>
-      </w:r>
-      <w:r>
-        <w:rPr>
-          <w:rFonts w:ascii="Bahnschrift Light" w:hAnsi="Bahnschrift Light"/>
-          <w:sz w:val="28"/>
-          <w:szCs w:val="28"/>
-          <w:highlight w:val="yellow"/>
-          <w:lang w:val="el-GR"/>
-        </w:rPr>
-        <w:t xml:space="preserve">λάθος </w:t>
-      </w:r>
-      <w:r>
-        <w:rPr>
-          <w:rFonts w:ascii="Bahnschrift Light" w:hAnsi="Bahnschrift Light"/>
-          <w:sz w:val="28"/>
-          <w:szCs w:val="28"/>
-          <w:highlight w:val="yellow"/>
-          <w:lang w:val="el-GR"/>
-        </w:rPr>
-        <w:t>τα στοιχεία στην οθόνη “</w:t>
+        <w:t>συμπληρώνει λάθος τα στοιχεία στην οθόνη “</w:t>
       </w:r>
       <w:r>
         <w:rPr>
@@ -3482,17 +3873,7 @@
           <w:highlight w:val="yellow"/>
           <w:lang w:val="el-GR"/>
         </w:rPr>
-        <w:t>μήνυμα</w:t>
-      </w:r>
-      <w:r>
-        <w:rPr>
-          <w:rFonts w:ascii="Bahnschrift Light" w:hAnsi="Bahnschrift Light"/>
-          <w:sz w:val="28"/>
-          <w:szCs w:val="28"/>
-          <w:highlight w:val="yellow"/>
-          <w:lang w:val="el-GR"/>
-        </w:rPr>
-        <w:t xml:space="preserve"> σφάλματος</w:t>
+        <w:t>μήνυμα σφάλματος</w:t>
       </w:r>
       <w:r>
         <w:rPr>
@@ -3611,7 +3992,6 @@
           <w:szCs w:val="28"/>
           <w:lang w:val="el-GR"/>
         </w:rPr>
-        <w:lastRenderedPageBreak/>
         <w:t xml:space="preserve">Η περίπτωση χρήσης επιστρέφει στο βήμα </w:t>
       </w:r>
       <w:r>
@@ -3959,62 +4339,340 @@
     <w:p>
       <w:pPr>
         <w:rPr>
-          <w:lang w:val="el-GR"/>
-        </w:rPr>
-      </w:pPr>
-    </w:p>
-    <w:p>
-      <w:pPr>
-        <w:rPr>
-          <w:lang w:val="el-GR"/>
-        </w:rPr>
-      </w:pPr>
-    </w:p>
-    <w:p>
-      <w:pPr>
-        <w:rPr>
-          <w:lang w:val="el-GR"/>
-        </w:rPr>
-      </w:pPr>
-    </w:p>
-    <w:p>
-      <w:pPr>
-        <w:rPr>
-          <w:lang w:val="el-GR"/>
-        </w:rPr>
-      </w:pPr>
-    </w:p>
-    <w:p>
-      <w:pPr>
-        <w:rPr>
-          <w:lang w:val="el-GR"/>
-        </w:rPr>
-      </w:pPr>
-    </w:p>
-    <w:p>
-      <w:pPr>
-        <w:rPr>
-          <w:lang w:val="el-GR"/>
-        </w:rPr>
-      </w:pPr>
-    </w:p>
-    <w:p>
-      <w:pPr>
-        <w:rPr>
-          <w:lang w:val="el-GR"/>
-        </w:rPr>
-      </w:pPr>
-    </w:p>
-    <w:p>
-      <w:pPr>
-        <w:rPr>
-          <w:lang w:val="el-GR"/>
-        </w:rPr>
-      </w:pPr>
-    </w:p>
-    <w:p>
-      <w:pPr>
-        <w:rPr>
+          <w:rFonts w:ascii="Bahnschrift Light" w:hAnsi="Bahnschrift Light"/>
+          <w:b/>
+          <w:bCs/>
+          <w:sz w:val="36"/>
+          <w:szCs w:val="36"/>
+          <w:lang w:val="el-GR"/>
+        </w:rPr>
+      </w:pPr>
+      <w:r>
+        <w:rPr>
+          <w:rFonts w:ascii="Bahnschrift Light" w:hAnsi="Bahnschrift Light"/>
+          <w:b/>
+          <w:bCs/>
+          <w:sz w:val="36"/>
+          <w:szCs w:val="36"/>
+          <w:lang w:val="el-GR"/>
+        </w:rPr>
+        <w:lastRenderedPageBreak/>
+        <w:t>Αλλαγές</w:t>
+      </w:r>
+    </w:p>
+    <w:p>
+      <w:pPr>
+        <w:pStyle w:val="ListParagraph"/>
+        <w:numPr>
+          <w:ilvl w:val="0"/>
+          <w:numId w:val="59"/>
+        </w:numPr>
+        <w:rPr>
+          <w:rFonts w:ascii="Bahnschrift Light" w:hAnsi="Bahnschrift Light"/>
+          <w:sz w:val="28"/>
+          <w:szCs w:val="28"/>
+          <w:lang w:val="el-GR"/>
+        </w:rPr>
+      </w:pPr>
+      <w:r>
+        <w:rPr>
+          <w:rFonts w:ascii="Bahnschrift Light" w:hAnsi="Bahnschrift Light"/>
+          <w:sz w:val="28"/>
+          <w:szCs w:val="28"/>
+          <w:lang w:val="el-GR"/>
+        </w:rPr>
+        <w:t>Σ</w:t>
+      </w:r>
+      <w:r>
+        <w:rPr>
+          <w:rFonts w:ascii="Bahnschrift Light" w:hAnsi="Bahnschrift Light"/>
+          <w:sz w:val="28"/>
+          <w:szCs w:val="28"/>
+          <w:lang w:val="el-GR"/>
+        </w:rPr>
+        <w:t>τη βασική ροή</w:t>
+      </w:r>
+      <w:r>
+        <w:rPr>
+          <w:rFonts w:ascii="Bahnschrift Light" w:hAnsi="Bahnschrift Light"/>
+          <w:sz w:val="28"/>
+          <w:szCs w:val="28"/>
+          <w:lang w:val="el-GR"/>
+        </w:rPr>
+        <w:t xml:space="preserve">, </w:t>
+      </w:r>
+      <w:r>
+        <w:rPr>
+          <w:rFonts w:ascii="Bahnschrift Light" w:hAnsi="Bahnschrift Light"/>
+          <w:sz w:val="28"/>
+          <w:szCs w:val="28"/>
+          <w:lang w:val="el-GR"/>
+        </w:rPr>
+        <w:t>συγχωνεύθηκαν</w:t>
+      </w:r>
+      <w:r>
+        <w:rPr>
+          <w:rFonts w:ascii="Bahnschrift Light" w:hAnsi="Bahnschrift Light"/>
+          <w:sz w:val="28"/>
+          <w:szCs w:val="28"/>
+          <w:lang w:val="el-GR"/>
+        </w:rPr>
+        <w:t xml:space="preserve"> τα βήματα </w:t>
+      </w:r>
+      <w:r>
+        <w:rPr>
+          <w:rFonts w:ascii="Bahnschrift Light" w:hAnsi="Bahnschrift Light"/>
+          <w:sz w:val="28"/>
+          <w:szCs w:val="28"/>
+          <w:lang w:val="el-GR"/>
+        </w:rPr>
+        <w:t>2</w:t>
+      </w:r>
+      <w:r>
+        <w:rPr>
+          <w:rFonts w:ascii="Bahnschrift Light" w:hAnsi="Bahnschrift Light"/>
+          <w:sz w:val="28"/>
+          <w:szCs w:val="28"/>
+          <w:lang w:val="el-GR"/>
+        </w:rPr>
+        <w:t xml:space="preserve"> και </w:t>
+      </w:r>
+      <w:r>
+        <w:rPr>
+          <w:rFonts w:ascii="Bahnschrift Light" w:hAnsi="Bahnschrift Light"/>
+          <w:sz w:val="28"/>
+          <w:szCs w:val="28"/>
+          <w:lang w:val="el-GR"/>
+        </w:rPr>
+        <w:t>3</w:t>
+      </w:r>
+      <w:r>
+        <w:rPr>
+          <w:rFonts w:ascii="Bahnschrift Light" w:hAnsi="Bahnschrift Light"/>
+          <w:sz w:val="28"/>
+          <w:szCs w:val="28"/>
+          <w:lang w:val="el-GR"/>
+        </w:rPr>
+        <w:t xml:space="preserve"> </w:t>
+      </w:r>
+      <w:r>
+        <w:rPr>
+          <w:rFonts w:ascii="Bahnschrift Light" w:hAnsi="Bahnschrift Light"/>
+          <w:sz w:val="28"/>
+          <w:szCs w:val="28"/>
+          <w:lang w:val="el-GR"/>
+        </w:rPr>
+        <w:t>(</w:t>
+      </w:r>
+      <w:r>
+        <w:rPr>
+          <w:rFonts w:ascii="Bahnschrift Light" w:hAnsi="Bahnschrift Light"/>
+          <w:sz w:val="28"/>
+          <w:szCs w:val="28"/>
+          <w:lang w:val="el-GR"/>
+        </w:rPr>
+        <w:t xml:space="preserve">εμφάνιση οθόνης </w:t>
+      </w:r>
+      <w:r>
+        <w:rPr>
+          <w:rFonts w:ascii="Bahnschrift Light" w:hAnsi="Bahnschrift Light"/>
+          <w:sz w:val="28"/>
+          <w:szCs w:val="28"/>
+          <w:lang w:val="el-GR"/>
+        </w:rPr>
+        <w:t>ημερολογίου</w:t>
+      </w:r>
+      <w:r>
+        <w:rPr>
+          <w:rFonts w:ascii="Bahnschrift Light" w:hAnsi="Bahnschrift Light"/>
+          <w:sz w:val="28"/>
+          <w:szCs w:val="28"/>
+          <w:lang w:val="el-GR"/>
+        </w:rPr>
+        <w:t xml:space="preserve"> από το σύστημα</w:t>
+      </w:r>
+      <w:r>
+        <w:rPr>
+          <w:rFonts w:ascii="Bahnschrift Light" w:hAnsi="Bahnschrift Light"/>
+          <w:sz w:val="28"/>
+          <w:szCs w:val="28"/>
+          <w:lang w:val="el-GR"/>
+        </w:rPr>
+        <w:t>)</w:t>
+      </w:r>
+      <w:r>
+        <w:rPr>
+          <w:rFonts w:ascii="Bahnschrift Light" w:hAnsi="Bahnschrift Light"/>
+          <w:sz w:val="28"/>
+          <w:szCs w:val="28"/>
+          <w:lang w:val="el-GR"/>
+        </w:rPr>
+        <w:t xml:space="preserve"> και προστέ</w:t>
+      </w:r>
+      <w:r>
+        <w:rPr>
+          <w:rFonts w:ascii="Bahnschrift Light" w:hAnsi="Bahnschrift Light"/>
+          <w:sz w:val="28"/>
+          <w:szCs w:val="28"/>
+          <w:lang w:val="el-GR"/>
+        </w:rPr>
+        <w:t xml:space="preserve">θηκαν τα βήματα 8 και 9 που στην </w:t>
+      </w:r>
+      <w:r>
+        <w:rPr>
+          <w:rFonts w:ascii="Bahnschrift Light" w:hAnsi="Bahnschrift Light"/>
+          <w:sz w:val="28"/>
+          <w:szCs w:val="28"/>
+          <w:lang w:val="el-GR"/>
+        </w:rPr>
+        <w:t>ουσία ήταν η εναλλακτική ροή 3.</w:t>
+      </w:r>
+    </w:p>
+    <w:p>
+      <w:pPr>
+        <w:pStyle w:val="ListParagraph"/>
+        <w:numPr>
+          <w:ilvl w:val="0"/>
+          <w:numId w:val="59"/>
+        </w:numPr>
+        <w:rPr>
+          <w:rFonts w:ascii="Bahnschrift Light" w:hAnsi="Bahnschrift Light"/>
+          <w:sz w:val="28"/>
+          <w:szCs w:val="28"/>
+          <w:lang w:val="el-GR"/>
+        </w:rPr>
+      </w:pPr>
+      <w:r>
+        <w:rPr>
+          <w:rFonts w:ascii="Bahnschrift Light" w:hAnsi="Bahnschrift Light"/>
+          <w:sz w:val="28"/>
+          <w:szCs w:val="28"/>
+          <w:lang w:val="el-GR"/>
+        </w:rPr>
+        <w:t>Η εναλλακτική ροή 3, ενσωματώθηκε στη βασική ροή.</w:t>
+      </w:r>
+    </w:p>
+    <w:p>
+      <w:pPr>
+        <w:pStyle w:val="ListParagraph"/>
+        <w:numPr>
+          <w:ilvl w:val="0"/>
+          <w:numId w:val="59"/>
+        </w:numPr>
+        <w:rPr>
+          <w:rFonts w:ascii="Bahnschrift Light" w:hAnsi="Bahnschrift Light"/>
+          <w:sz w:val="28"/>
+          <w:szCs w:val="28"/>
+          <w:lang w:val="el-GR"/>
+        </w:rPr>
+      </w:pPr>
+      <w:r>
+        <w:rPr>
+          <w:rFonts w:ascii="Bahnschrift Light" w:hAnsi="Bahnschrift Light"/>
+          <w:sz w:val="28"/>
+          <w:szCs w:val="28"/>
+          <w:lang w:val="el-GR"/>
+        </w:rPr>
+        <w:t>Οι</w:t>
+      </w:r>
+      <w:r>
+        <w:rPr>
+          <w:rFonts w:ascii="Bahnschrift Light" w:hAnsi="Bahnschrift Light"/>
+          <w:sz w:val="28"/>
+          <w:szCs w:val="28"/>
+          <w:lang w:val="el-GR"/>
+        </w:rPr>
+        <w:t xml:space="preserve"> εναλλακτικ</w:t>
+      </w:r>
+      <w:r>
+        <w:rPr>
+          <w:rFonts w:ascii="Bahnschrift Light" w:hAnsi="Bahnschrift Light"/>
+          <w:sz w:val="28"/>
+          <w:szCs w:val="28"/>
+          <w:lang w:val="el-GR"/>
+        </w:rPr>
+        <w:t>ές</w:t>
+      </w:r>
+      <w:r>
+        <w:rPr>
+          <w:rFonts w:ascii="Bahnschrift Light" w:hAnsi="Bahnschrift Light"/>
+          <w:sz w:val="28"/>
+          <w:szCs w:val="28"/>
+          <w:lang w:val="el-GR"/>
+        </w:rPr>
+        <w:t xml:space="preserve"> ρο</w:t>
+      </w:r>
+      <w:r>
+        <w:rPr>
+          <w:rFonts w:ascii="Bahnschrift Light" w:hAnsi="Bahnschrift Light"/>
+          <w:sz w:val="28"/>
+          <w:szCs w:val="28"/>
+          <w:lang w:val="el-GR"/>
+        </w:rPr>
+        <w:t xml:space="preserve">ές 5 και 5.1 διαγράφτηκαν </w:t>
+      </w:r>
+      <w:r>
+        <w:rPr>
+          <w:rFonts w:ascii="Bahnschrift Light" w:hAnsi="Bahnschrift Light"/>
+          <w:sz w:val="28"/>
+          <w:szCs w:val="28"/>
+          <w:lang w:val="el-GR"/>
+        </w:rPr>
+        <w:t>και αντικαταστάθηκαν με τις εναλλακτικές ροές 4 και 4.1</w:t>
+      </w:r>
+      <w:r>
+        <w:rPr>
+          <w:rFonts w:ascii="Bahnschrift Light" w:hAnsi="Bahnschrift Light"/>
+          <w:sz w:val="28"/>
+          <w:szCs w:val="28"/>
+          <w:lang w:val="el-GR"/>
+        </w:rPr>
+        <w:t xml:space="preserve"> (πλέον υπάρχει μόνο δυνατότητα </w:t>
+      </w:r>
+      <w:r>
+        <w:rPr>
+          <w:rFonts w:ascii="Bahnschrift Light" w:hAnsi="Bahnschrift Light"/>
+          <w:sz w:val="28"/>
+          <w:szCs w:val="28"/>
+          <w:lang w:val="el-GR"/>
+        </w:rPr>
+        <w:t xml:space="preserve">διαγραφής ενός συμβάντος και όχι </w:t>
+      </w:r>
+      <w:r>
+        <w:rPr>
+          <w:rFonts w:ascii="Bahnschrift Light" w:hAnsi="Bahnschrift Light"/>
+          <w:sz w:val="28"/>
+          <w:szCs w:val="28"/>
+          <w:lang w:val="el-GR"/>
+        </w:rPr>
+        <w:t>αλλαγής του</w:t>
+      </w:r>
+      <w:r>
+        <w:rPr>
+          <w:rFonts w:ascii="Bahnschrift Light" w:hAnsi="Bahnschrift Light"/>
+          <w:sz w:val="28"/>
+          <w:szCs w:val="28"/>
+          <w:lang w:val="el-GR"/>
+        </w:rPr>
+        <w:t>)</w:t>
+      </w:r>
+      <w:r>
+        <w:rPr>
+          <w:rFonts w:ascii="Bahnschrift Light" w:hAnsi="Bahnschrift Light"/>
+          <w:sz w:val="28"/>
+          <w:szCs w:val="28"/>
+          <w:lang w:val="el-GR"/>
+        </w:rPr>
+        <w:t>.</w:t>
+      </w:r>
+    </w:p>
+    <w:p>
+      <w:pPr>
+        <w:pStyle w:val="ListParagraph"/>
+        <w:rPr>
+          <w:rFonts w:ascii="Bahnschrift Light" w:hAnsi="Bahnschrift Light"/>
+          <w:sz w:val="28"/>
+          <w:szCs w:val="28"/>
           <w:lang w:val="el-GR"/>
         </w:rPr>
       </w:pPr>
@@ -4039,7 +4697,6 @@
           <w:szCs w:val="32"/>
           <w:lang w:bidi="he-IL"/>
         </w:rPr>
-        <w:lastRenderedPageBreak/>
         <w:t>Use</w:t>
       </w:r>
       <w:r>
@@ -4166,17 +4823,7 @@
           <w:highlight w:val="yellow"/>
           <w:lang w:val="el-GR"/>
         </w:rPr>
-        <w:t>Το σύστημα εμφανίζει την οθόνη</w:t>
-      </w:r>
-      <w:r>
-        <w:rPr>
-          <w:rFonts w:ascii="Bahnschrift Light" w:hAnsi="Bahnschrift Light"/>
-          <w:sz w:val="28"/>
-          <w:szCs w:val="28"/>
-          <w:highlight w:val="yellow"/>
-          <w:lang w:val="el-GR"/>
-        </w:rPr>
-        <w:t xml:space="preserve"> “</w:t>
+        <w:t>Το σύστημα εμφανίζει την οθόνη “</w:t>
       </w:r>
       <w:r>
         <w:rPr>
@@ -4675,17 +5322,7 @@
           <w:highlight w:val="yellow"/>
           <w:lang w:val="el-GR"/>
         </w:rPr>
-        <w:t>Ο χρήστης πατάει πάνω σε μία συγκεκριμένη μέρα</w:t>
-      </w:r>
-      <w:r>
-        <w:rPr>
-          <w:rFonts w:ascii="Bahnschrift Light" w:hAnsi="Bahnschrift Light"/>
-          <w:sz w:val="28"/>
-          <w:szCs w:val="28"/>
-          <w:highlight w:val="yellow"/>
-          <w:lang w:val="el-GR"/>
-        </w:rPr>
-        <w:t xml:space="preserve"> στην οθόνη “</w:t>
+        <w:t>Ο χρήστης πατάει πάνω σε μία συγκεκριμένη μέρα στην οθόνη “</w:t>
       </w:r>
       <w:r>
         <w:rPr>
@@ -4704,17 +5341,7 @@
           <w:highlight w:val="yellow"/>
           <w:lang w:val="el-GR"/>
         </w:rPr>
-        <w:t>”</w:t>
-      </w:r>
-      <w:r>
-        <w:rPr>
-          <w:rFonts w:ascii="Bahnschrift Light" w:hAnsi="Bahnschrift Light"/>
-          <w:sz w:val="28"/>
-          <w:szCs w:val="28"/>
-          <w:highlight w:val="yellow"/>
-          <w:lang w:val="el-GR"/>
-        </w:rPr>
-        <w:t>.</w:t>
+        <w:t>”.</w:t>
       </w:r>
     </w:p>
     <w:p>
@@ -4759,47 +5386,7 @@
           <w:highlight w:val="yellow"/>
           <w:lang w:val="el-GR"/>
         </w:rPr>
-        <w:t>”, όλα τα συμβάντα για</w:t>
-      </w:r>
-      <w:r>
-        <w:rPr>
-          <w:rFonts w:ascii="Bahnschrift Light" w:hAnsi="Bahnschrift Light"/>
-          <w:sz w:val="28"/>
-          <w:szCs w:val="28"/>
-          <w:highlight w:val="yellow"/>
-          <w:lang w:val="el-GR"/>
-        </w:rPr>
-        <w:t xml:space="preserve"> </w:t>
-      </w:r>
-      <w:r>
-        <w:rPr>
-          <w:rFonts w:ascii="Bahnschrift Light" w:hAnsi="Bahnschrift Light"/>
-          <w:sz w:val="28"/>
-          <w:szCs w:val="28"/>
-          <w:highlight w:val="yellow"/>
-          <w:lang w:val="el-GR"/>
-        </w:rPr>
-        <w:t>την</w:t>
-      </w:r>
-      <w:r>
-        <w:rPr>
-          <w:rFonts w:ascii="Bahnschrift Light" w:hAnsi="Bahnschrift Light"/>
-          <w:sz w:val="28"/>
-          <w:szCs w:val="28"/>
-          <w:highlight w:val="yellow"/>
-          <w:lang w:val="el-GR"/>
-        </w:rPr>
-        <w:t xml:space="preserve"> </w:t>
-      </w:r>
-      <w:r>
-        <w:rPr>
-          <w:rFonts w:ascii="Bahnschrift Light" w:hAnsi="Bahnschrift Light"/>
-          <w:sz w:val="28"/>
-          <w:szCs w:val="28"/>
-          <w:highlight w:val="yellow"/>
-          <w:lang w:val="el-GR"/>
-        </w:rPr>
-        <w:t>συγκεκριμένη μέρα.</w:t>
+        <w:t>”, όλα τα συμβάντα για την συγκεκριμένη μέρα.</w:t>
       </w:r>
     </w:p>
     <w:p>
@@ -4834,6 +5421,7 @@
           <w:u w:val="single"/>
           <w:lang w:val="el-GR"/>
         </w:rPr>
+        <w:lastRenderedPageBreak/>
         <w:t>Εναλλακτική Ροή 1</w:t>
       </w:r>
       <w:r>
@@ -5048,12 +5636,10 @@
           <w:sz w:val="28"/>
           <w:szCs w:val="28"/>
           <w:u w:val="single"/>
-        </w:rPr>
-      </w:pPr>
-    </w:p>
-    <w:p>
-      <w:pPr>
-        <w:jc w:val="both"/>
+          <w:lang w:val="el-GR"/>
+        </w:rPr>
+      </w:pPr>
+      <w:r>
         <w:rPr>
           <w:rFonts w:ascii="Bahnschrift Light" w:hAnsi="Bahnschrift Light"/>
           <w:sz w:val="28"/>
@@ -5061,16 +5647,6 @@
           <w:u w:val="single"/>
           <w:lang w:val="el-GR"/>
         </w:rPr>
-      </w:pPr>
-      <w:r>
-        <w:rPr>
-          <w:rFonts w:ascii="Bahnschrift Light" w:hAnsi="Bahnschrift Light"/>
-          <w:sz w:val="28"/>
-          <w:szCs w:val="28"/>
-          <w:u w:val="single"/>
-          <w:lang w:val="el-GR"/>
-        </w:rPr>
-        <w:lastRenderedPageBreak/>
         <w:t>Εναλλακτική Ροή 2</w:t>
       </w:r>
       <w:r>
@@ -5683,6 +6259,7 @@
           <w:u w:val="single"/>
           <w:lang w:val="el-GR"/>
         </w:rPr>
+        <w:lastRenderedPageBreak/>
         <w:t>Εναλλακτική Ροή</w:t>
       </w:r>
       <w:r>
@@ -5841,80 +6418,21 @@
           <w:rFonts w:ascii="Bahnschrift Light" w:hAnsi="Bahnschrift Light"/>
           <w:sz w:val="28"/>
           <w:szCs w:val="28"/>
+          <w:highlight w:val="yellow"/>
           <w:u w:val="single"/>
           <w:lang w:val="el-GR"/>
         </w:rPr>
       </w:pPr>
-    </w:p>
-    <w:p>
-      <w:pPr>
-        <w:jc w:val="both"/>
-        <w:rPr>
-          <w:rFonts w:ascii="Bahnschrift Light" w:hAnsi="Bahnschrift Light"/>
-          <w:sz w:val="28"/>
-          <w:szCs w:val="28"/>
+      <w:r>
+        <w:rPr>
+          <w:rFonts w:ascii="Bahnschrift Light" w:hAnsi="Bahnschrift Light"/>
+          <w:sz w:val="28"/>
+          <w:szCs w:val="28"/>
+          <w:highlight w:val="yellow"/>
           <w:u w:val="single"/>
           <w:lang w:val="el-GR"/>
         </w:rPr>
-      </w:pPr>
-    </w:p>
-    <w:p>
-      <w:pPr>
-        <w:jc w:val="both"/>
-        <w:rPr>
-          <w:rFonts w:ascii="Bahnschrift Light" w:hAnsi="Bahnschrift Light"/>
-          <w:sz w:val="28"/>
-          <w:szCs w:val="28"/>
-          <w:u w:val="single"/>
-          <w:lang w:val="el-GR"/>
-        </w:rPr>
-      </w:pPr>
-    </w:p>
-    <w:p>
-      <w:pPr>
-        <w:jc w:val="both"/>
-        <w:rPr>
-          <w:rFonts w:ascii="Bahnschrift Light" w:hAnsi="Bahnschrift Light"/>
-          <w:sz w:val="28"/>
-          <w:szCs w:val="28"/>
-          <w:highlight w:val="yellow"/>
-          <w:u w:val="single"/>
-          <w:lang w:val="el-GR"/>
-        </w:rPr>
-      </w:pPr>
-      <w:r>
-        <w:rPr>
-          <w:rFonts w:ascii="Bahnschrift Light" w:hAnsi="Bahnschrift Light"/>
-          <w:sz w:val="28"/>
-          <w:szCs w:val="28"/>
-          <w:highlight w:val="yellow"/>
-          <w:u w:val="single"/>
-          <w:lang w:val="el-GR"/>
-        </w:rPr>
-        <w:lastRenderedPageBreak/>
-        <w:t xml:space="preserve">Εναλλακτική Ροή </w:t>
-      </w:r>
-      <w:r>
-        <w:rPr>
-          <w:rFonts w:ascii="Bahnschrift Light" w:hAnsi="Bahnschrift Light"/>
-          <w:sz w:val="28"/>
-          <w:szCs w:val="28"/>
-          <w:highlight w:val="yellow"/>
-          <w:u w:val="single"/>
-          <w:lang w:val="el-GR"/>
-        </w:rPr>
-        <w:t>4</w:t>
-      </w:r>
-      <w:r>
-        <w:rPr>
-          <w:rFonts w:ascii="Bahnschrift Light" w:hAnsi="Bahnschrift Light"/>
-          <w:sz w:val="28"/>
-          <w:szCs w:val="28"/>
-          <w:highlight w:val="yellow"/>
-          <w:u w:val="single"/>
-          <w:lang w:val="el-GR"/>
-        </w:rPr>
-        <w:t>:</w:t>
+        <w:t>Εναλλακτική Ροή 4:</w:t>
       </w:r>
     </w:p>
     <w:p>
@@ -6767,6 +7285,7 @@
           <w:szCs w:val="28"/>
           <w:lang w:val="el-GR"/>
         </w:rPr>
+        <w:lastRenderedPageBreak/>
         <w:t>Ο χρήστης επιλέγει συμβάν σκούρου πράσινου χρώματος.</w:t>
       </w:r>
     </w:p>
@@ -6990,7 +7509,6 @@
           <w:szCs w:val="28"/>
           <w:lang w:val="el-GR"/>
         </w:rPr>
-        <w:lastRenderedPageBreak/>
         <w:t>Ο χρήστης αλλάζει τα στοιχεία και πατάει “</w:t>
       </w:r>
       <w:r>
@@ -7913,6 +8431,119 @@
     </w:lvl>
   </w:abstractNum>
   <w:abstractNum w:abstractNumId="4" w15:restartNumberingAfterBreak="0">
+    <w:nsid w:val="10E3054A"/>
+    <w:multiLevelType w:val="hybridMultilevel"/>
+    <w:tmpl w:val="1BBEB1BC"/>
+    <w:lvl w:ilvl="0" w:tplc="04090001">
+      <w:start w:val="1"/>
+      <w:numFmt w:val="bullet"/>
+      <w:lvlText w:val=""/>
+      <w:lvlJc w:val="left"/>
+      <w:pPr>
+        <w:ind w:left="720" w:hanging="360"/>
+      </w:pPr>
+      <w:rPr>
+        <w:rFonts w:ascii="Symbol" w:hAnsi="Symbol" w:hint="default"/>
+      </w:rPr>
+    </w:lvl>
+    <w:lvl w:ilvl="1" w:tplc="04090003" w:tentative="1">
+      <w:start w:val="1"/>
+      <w:numFmt w:val="bullet"/>
+      <w:lvlText w:val="o"/>
+      <w:lvlJc w:val="left"/>
+      <w:pPr>
+        <w:ind w:left="1440" w:hanging="360"/>
+      </w:pPr>
+      <w:rPr>
+        <w:rFonts w:ascii="Courier New" w:hAnsi="Courier New" w:cs="Courier New" w:hint="default"/>
+      </w:rPr>
+    </w:lvl>
+    <w:lvl w:ilvl="2" w:tplc="04090005" w:tentative="1">
+      <w:start w:val="1"/>
+      <w:numFmt w:val="bullet"/>
+      <w:lvlText w:val=""/>
+      <w:lvlJc w:val="left"/>
+      <w:pPr>
+        <w:ind w:left="2160" w:hanging="360"/>
+      </w:pPr>
+      <w:rPr>
+        <w:rFonts w:ascii="Wingdings" w:hAnsi="Wingdings" w:hint="default"/>
+      </w:rPr>
+    </w:lvl>
+    <w:lvl w:ilvl="3" w:tplc="04090001" w:tentative="1">
+      <w:start w:val="1"/>
+      <w:numFmt w:val="bullet"/>
+      <w:lvlText w:val=""/>
+      <w:lvlJc w:val="left"/>
+      <w:pPr>
+        <w:ind w:left="2880" w:hanging="360"/>
+      </w:pPr>
+      <w:rPr>
+        <w:rFonts w:ascii="Symbol" w:hAnsi="Symbol" w:hint="default"/>
+      </w:rPr>
+    </w:lvl>
+    <w:lvl w:ilvl="4" w:tplc="04090003" w:tentative="1">
+      <w:start w:val="1"/>
+      <w:numFmt w:val="bullet"/>
+      <w:lvlText w:val="o"/>
+      <w:lvlJc w:val="left"/>
+      <w:pPr>
+        <w:ind w:left="3600" w:hanging="360"/>
+      </w:pPr>
+      <w:rPr>
+        <w:rFonts w:ascii="Courier New" w:hAnsi="Courier New" w:cs="Courier New" w:hint="default"/>
+      </w:rPr>
+    </w:lvl>
+    <w:lvl w:ilvl="5" w:tplc="04090005" w:tentative="1">
+      <w:start w:val="1"/>
+      <w:numFmt w:val="bullet"/>
+      <w:lvlText w:val=""/>
+      <w:lvlJc w:val="left"/>
+      <w:pPr>
+        <w:ind w:left="4320" w:hanging="360"/>
+      </w:pPr>
+      <w:rPr>
+        <w:rFonts w:ascii="Wingdings" w:hAnsi="Wingdings" w:hint="default"/>
+      </w:rPr>
+    </w:lvl>
+    <w:lvl w:ilvl="6" w:tplc="04090001" w:tentative="1">
+      <w:start w:val="1"/>
+      <w:numFmt w:val="bullet"/>
+      <w:lvlText w:val=""/>
+      <w:lvlJc w:val="left"/>
+      <w:pPr>
+        <w:ind w:left="5040" w:hanging="360"/>
+      </w:pPr>
+      <w:rPr>
+        <w:rFonts w:ascii="Symbol" w:hAnsi="Symbol" w:hint="default"/>
+      </w:rPr>
+    </w:lvl>
+    <w:lvl w:ilvl="7" w:tplc="04090003" w:tentative="1">
+      <w:start w:val="1"/>
+      <w:numFmt w:val="bullet"/>
+      <w:lvlText w:val="o"/>
+      <w:lvlJc w:val="left"/>
+      <w:pPr>
+        <w:ind w:left="5760" w:hanging="360"/>
+      </w:pPr>
+      <w:rPr>
+        <w:rFonts w:ascii="Courier New" w:hAnsi="Courier New" w:cs="Courier New" w:hint="default"/>
+      </w:rPr>
+    </w:lvl>
+    <w:lvl w:ilvl="8" w:tplc="04090005" w:tentative="1">
+      <w:start w:val="1"/>
+      <w:numFmt w:val="bullet"/>
+      <w:lvlText w:val=""/>
+      <w:lvlJc w:val="left"/>
+      <w:pPr>
+        <w:ind w:left="6480" w:hanging="360"/>
+      </w:pPr>
+      <w:rPr>
+        <w:rFonts w:ascii="Wingdings" w:hAnsi="Wingdings" w:hint="default"/>
+      </w:rPr>
+    </w:lvl>
+  </w:abstractNum>
+  <w:abstractNum w:abstractNumId="5" w15:restartNumberingAfterBreak="0">
     <w:nsid w:val="11B04474"/>
     <w:multiLevelType w:val="hybridMultilevel"/>
     <w:tmpl w:val="20748D2A"/>
@@ -8001,7 +8632,7 @@
       </w:pPr>
     </w:lvl>
   </w:abstractNum>
-  <w:abstractNum w:abstractNumId="5" w15:restartNumberingAfterBreak="0">
+  <w:abstractNum w:abstractNumId="6" w15:restartNumberingAfterBreak="0">
     <w:nsid w:val="11F10626"/>
     <w:multiLevelType w:val="hybridMultilevel"/>
     <w:tmpl w:val="48E03948"/>
@@ -8090,7 +8721,7 @@
       </w:pPr>
     </w:lvl>
   </w:abstractNum>
-  <w:abstractNum w:abstractNumId="6" w15:restartNumberingAfterBreak="0">
+  <w:abstractNum w:abstractNumId="7" w15:restartNumberingAfterBreak="0">
     <w:nsid w:val="1A0200D1"/>
     <w:multiLevelType w:val="hybridMultilevel"/>
     <w:tmpl w:val="89E6BB88"/>
@@ -8179,7 +8810,7 @@
       </w:pPr>
     </w:lvl>
   </w:abstractNum>
-  <w:abstractNum w:abstractNumId="7" w15:restartNumberingAfterBreak="0">
+  <w:abstractNum w:abstractNumId="8" w15:restartNumberingAfterBreak="0">
     <w:nsid w:val="1FA10AB8"/>
     <w:multiLevelType w:val="hybridMultilevel"/>
     <w:tmpl w:val="A5FAFA78"/>
@@ -8268,7 +8899,7 @@
       </w:pPr>
     </w:lvl>
   </w:abstractNum>
-  <w:abstractNum w:abstractNumId="8" w15:restartNumberingAfterBreak="0">
+  <w:abstractNum w:abstractNumId="9" w15:restartNumberingAfterBreak="0">
     <w:nsid w:val="209C412B"/>
     <w:multiLevelType w:val="hybridMultilevel"/>
     <w:tmpl w:val="E494C5FE"/>
@@ -8357,7 +8988,7 @@
       </w:pPr>
     </w:lvl>
   </w:abstractNum>
-  <w:abstractNum w:abstractNumId="9" w15:restartNumberingAfterBreak="0">
+  <w:abstractNum w:abstractNumId="10" w15:restartNumberingAfterBreak="0">
     <w:nsid w:val="28847CC6"/>
     <w:multiLevelType w:val="hybridMultilevel"/>
     <w:tmpl w:val="24D0AE06"/>
@@ -8446,7 +9077,7 @@
       </w:pPr>
     </w:lvl>
   </w:abstractNum>
-  <w:abstractNum w:abstractNumId="10" w15:restartNumberingAfterBreak="0">
+  <w:abstractNum w:abstractNumId="11" w15:restartNumberingAfterBreak="0">
     <w:nsid w:val="28FB6BAD"/>
     <w:multiLevelType w:val="hybridMultilevel"/>
     <w:tmpl w:val="05D413D0"/>
@@ -8535,7 +9166,7 @@
       </w:pPr>
     </w:lvl>
   </w:abstractNum>
-  <w:abstractNum w:abstractNumId="11" w15:restartNumberingAfterBreak="0">
+  <w:abstractNum w:abstractNumId="12" w15:restartNumberingAfterBreak="0">
     <w:nsid w:val="2D014298"/>
     <w:multiLevelType w:val="hybridMultilevel"/>
     <w:tmpl w:val="6AE2CC1E"/>
@@ -8621,7 +9252,7 @@
       </w:pPr>
     </w:lvl>
   </w:abstractNum>
-  <w:abstractNum w:abstractNumId="12" w15:restartNumberingAfterBreak="0">
+  <w:abstractNum w:abstractNumId="13" w15:restartNumberingAfterBreak="0">
     <w:nsid w:val="2DE67D16"/>
     <w:multiLevelType w:val="hybridMultilevel"/>
     <w:tmpl w:val="108C3ACC"/>
@@ -8707,7 +9338,7 @@
       </w:pPr>
     </w:lvl>
   </w:abstractNum>
-  <w:abstractNum w:abstractNumId="13" w15:restartNumberingAfterBreak="0">
+  <w:abstractNum w:abstractNumId="14" w15:restartNumberingAfterBreak="0">
     <w:nsid w:val="3088118E"/>
     <w:multiLevelType w:val="hybridMultilevel"/>
     <w:tmpl w:val="3D626788"/>
@@ -8796,7 +9427,7 @@
       </w:pPr>
     </w:lvl>
   </w:abstractNum>
-  <w:abstractNum w:abstractNumId="14" w15:restartNumberingAfterBreak="0">
+  <w:abstractNum w:abstractNumId="15" w15:restartNumberingAfterBreak="0">
     <w:nsid w:val="30FB4032"/>
     <w:multiLevelType w:val="hybridMultilevel"/>
     <w:tmpl w:val="149C0C8E"/>
@@ -8885,7 +9516,120 @@
       </w:pPr>
     </w:lvl>
   </w:abstractNum>
-  <w:abstractNum w:abstractNumId="15" w15:restartNumberingAfterBreak="0">
+  <w:abstractNum w:abstractNumId="16" w15:restartNumberingAfterBreak="0">
+    <w:nsid w:val="3577574A"/>
+    <w:multiLevelType w:val="hybridMultilevel"/>
+    <w:tmpl w:val="E990D9B4"/>
+    <w:lvl w:ilvl="0" w:tplc="04090001">
+      <w:start w:val="1"/>
+      <w:numFmt w:val="bullet"/>
+      <w:lvlText w:val=""/>
+      <w:lvlJc w:val="left"/>
+      <w:pPr>
+        <w:ind w:left="720" w:hanging="360"/>
+      </w:pPr>
+      <w:rPr>
+        <w:rFonts w:ascii="Symbol" w:hAnsi="Symbol" w:hint="default"/>
+      </w:rPr>
+    </w:lvl>
+    <w:lvl w:ilvl="1" w:tplc="04090003" w:tentative="1">
+      <w:start w:val="1"/>
+      <w:numFmt w:val="bullet"/>
+      <w:lvlText w:val="o"/>
+      <w:lvlJc w:val="left"/>
+      <w:pPr>
+        <w:ind w:left="1440" w:hanging="360"/>
+      </w:pPr>
+      <w:rPr>
+        <w:rFonts w:ascii="Courier New" w:hAnsi="Courier New" w:cs="Courier New" w:hint="default"/>
+      </w:rPr>
+    </w:lvl>
+    <w:lvl w:ilvl="2" w:tplc="04090005" w:tentative="1">
+      <w:start w:val="1"/>
+      <w:numFmt w:val="bullet"/>
+      <w:lvlText w:val=""/>
+      <w:lvlJc w:val="left"/>
+      <w:pPr>
+        <w:ind w:left="2160" w:hanging="360"/>
+      </w:pPr>
+      <w:rPr>
+        <w:rFonts w:ascii="Wingdings" w:hAnsi="Wingdings" w:hint="default"/>
+      </w:rPr>
+    </w:lvl>
+    <w:lvl w:ilvl="3" w:tplc="04090001" w:tentative="1">
+      <w:start w:val="1"/>
+      <w:numFmt w:val="bullet"/>
+      <w:lvlText w:val=""/>
+      <w:lvlJc w:val="left"/>
+      <w:pPr>
+        <w:ind w:left="2880" w:hanging="360"/>
+      </w:pPr>
+      <w:rPr>
+        <w:rFonts w:ascii="Symbol" w:hAnsi="Symbol" w:hint="default"/>
+      </w:rPr>
+    </w:lvl>
+    <w:lvl w:ilvl="4" w:tplc="04090003" w:tentative="1">
+      <w:start w:val="1"/>
+      <w:numFmt w:val="bullet"/>
+      <w:lvlText w:val="o"/>
+      <w:lvlJc w:val="left"/>
+      <w:pPr>
+        <w:ind w:left="3600" w:hanging="360"/>
+      </w:pPr>
+      <w:rPr>
+        <w:rFonts w:ascii="Courier New" w:hAnsi="Courier New" w:cs="Courier New" w:hint="default"/>
+      </w:rPr>
+    </w:lvl>
+    <w:lvl w:ilvl="5" w:tplc="04090005" w:tentative="1">
+      <w:start w:val="1"/>
+      <w:numFmt w:val="bullet"/>
+      <w:lvlText w:val=""/>
+      <w:lvlJc w:val="left"/>
+      <w:pPr>
+        <w:ind w:left="4320" w:hanging="360"/>
+      </w:pPr>
+      <w:rPr>
+        <w:rFonts w:ascii="Wingdings" w:hAnsi="Wingdings" w:hint="default"/>
+      </w:rPr>
+    </w:lvl>
+    <w:lvl w:ilvl="6" w:tplc="04090001" w:tentative="1">
+      <w:start w:val="1"/>
+      <w:numFmt w:val="bullet"/>
+      <w:lvlText w:val=""/>
+      <w:lvlJc w:val="left"/>
+      <w:pPr>
+        <w:ind w:left="5040" w:hanging="360"/>
+      </w:pPr>
+      <w:rPr>
+        <w:rFonts w:ascii="Symbol" w:hAnsi="Symbol" w:hint="default"/>
+      </w:rPr>
+    </w:lvl>
+    <w:lvl w:ilvl="7" w:tplc="04090003" w:tentative="1">
+      <w:start w:val="1"/>
+      <w:numFmt w:val="bullet"/>
+      <w:lvlText w:val="o"/>
+      <w:lvlJc w:val="left"/>
+      <w:pPr>
+        <w:ind w:left="5760" w:hanging="360"/>
+      </w:pPr>
+      <w:rPr>
+        <w:rFonts w:ascii="Courier New" w:hAnsi="Courier New" w:cs="Courier New" w:hint="default"/>
+      </w:rPr>
+    </w:lvl>
+    <w:lvl w:ilvl="8" w:tplc="04090005" w:tentative="1">
+      <w:start w:val="1"/>
+      <w:numFmt w:val="bullet"/>
+      <w:lvlText w:val=""/>
+      <w:lvlJc w:val="left"/>
+      <w:pPr>
+        <w:ind w:left="6480" w:hanging="360"/>
+      </w:pPr>
+      <w:rPr>
+        <w:rFonts w:ascii="Wingdings" w:hAnsi="Wingdings" w:hint="default"/>
+      </w:rPr>
+    </w:lvl>
+  </w:abstractNum>
+  <w:abstractNum w:abstractNumId="17" w15:restartNumberingAfterBreak="0">
     <w:nsid w:val="3BF13CE5"/>
     <w:multiLevelType w:val="hybridMultilevel"/>
     <w:tmpl w:val="C7521B24"/>
@@ -8974,7 +9718,7 @@
       </w:pPr>
     </w:lvl>
   </w:abstractNum>
-  <w:abstractNum w:abstractNumId="16" w15:restartNumberingAfterBreak="0">
+  <w:abstractNum w:abstractNumId="18" w15:restartNumberingAfterBreak="0">
     <w:nsid w:val="43D222D9"/>
     <w:multiLevelType w:val="hybridMultilevel"/>
     <w:tmpl w:val="E7320002"/>
@@ -9063,7 +9807,7 @@
       </w:pPr>
     </w:lvl>
   </w:abstractNum>
-  <w:abstractNum w:abstractNumId="17" w15:restartNumberingAfterBreak="0">
+  <w:abstractNum w:abstractNumId="19" w15:restartNumberingAfterBreak="0">
     <w:nsid w:val="470E16DF"/>
     <w:multiLevelType w:val="hybridMultilevel"/>
     <w:tmpl w:val="4A3C30FC"/>
@@ -9149,7 +9893,7 @@
       </w:pPr>
     </w:lvl>
   </w:abstractNum>
-  <w:abstractNum w:abstractNumId="18" w15:restartNumberingAfterBreak="0">
+  <w:abstractNum w:abstractNumId="20" w15:restartNumberingAfterBreak="0">
     <w:nsid w:val="489A76D1"/>
     <w:multiLevelType w:val="hybridMultilevel"/>
     <w:tmpl w:val="ED14E196"/>
@@ -9238,7 +9982,7 @@
       </w:pPr>
     </w:lvl>
   </w:abstractNum>
-  <w:abstractNum w:abstractNumId="19" w15:restartNumberingAfterBreak="0">
+  <w:abstractNum w:abstractNumId="21" w15:restartNumberingAfterBreak="0">
     <w:nsid w:val="49AF0EFA"/>
     <w:multiLevelType w:val="hybridMultilevel"/>
     <w:tmpl w:val="B838E1A8"/>
@@ -9327,7 +10071,7 @@
       </w:pPr>
     </w:lvl>
   </w:abstractNum>
-  <w:abstractNum w:abstractNumId="20" w15:restartNumberingAfterBreak="0">
+  <w:abstractNum w:abstractNumId="22" w15:restartNumberingAfterBreak="0">
     <w:nsid w:val="49D667D1"/>
     <w:multiLevelType w:val="hybridMultilevel"/>
     <w:tmpl w:val="174619EA"/>
@@ -9416,7 +10160,7 @@
       </w:pPr>
     </w:lvl>
   </w:abstractNum>
-  <w:abstractNum w:abstractNumId="21" w15:restartNumberingAfterBreak="0">
+  <w:abstractNum w:abstractNumId="23" w15:restartNumberingAfterBreak="0">
     <w:nsid w:val="4DD7032A"/>
     <w:multiLevelType w:val="hybridMultilevel"/>
     <w:tmpl w:val="ABBCC6FE"/>
@@ -9505,7 +10249,7 @@
       </w:pPr>
     </w:lvl>
   </w:abstractNum>
-  <w:abstractNum w:abstractNumId="22" w15:restartNumberingAfterBreak="0">
+  <w:abstractNum w:abstractNumId="24" w15:restartNumberingAfterBreak="0">
     <w:nsid w:val="505A468A"/>
     <w:multiLevelType w:val="hybridMultilevel"/>
     <w:tmpl w:val="B816BE76"/>
@@ -9594,7 +10338,7 @@
       </w:pPr>
     </w:lvl>
   </w:abstractNum>
-  <w:abstractNum w:abstractNumId="23" w15:restartNumberingAfterBreak="0">
+  <w:abstractNum w:abstractNumId="25" w15:restartNumberingAfterBreak="0">
     <w:nsid w:val="56747ADA"/>
     <w:multiLevelType w:val="hybridMultilevel"/>
     <w:tmpl w:val="FC62D8D0"/>
@@ -9683,7 +10427,120 @@
       </w:pPr>
     </w:lvl>
   </w:abstractNum>
-  <w:abstractNum w:abstractNumId="24" w15:restartNumberingAfterBreak="0">
+  <w:abstractNum w:abstractNumId="26" w15:restartNumberingAfterBreak="0">
+    <w:nsid w:val="5A327336"/>
+    <w:multiLevelType w:val="hybridMultilevel"/>
+    <w:tmpl w:val="6270F0D0"/>
+    <w:lvl w:ilvl="0" w:tplc="04090001">
+      <w:start w:val="1"/>
+      <w:numFmt w:val="bullet"/>
+      <w:lvlText w:val=""/>
+      <w:lvlJc w:val="left"/>
+      <w:pPr>
+        <w:ind w:left="720" w:hanging="360"/>
+      </w:pPr>
+      <w:rPr>
+        <w:rFonts w:ascii="Symbol" w:hAnsi="Symbol" w:hint="default"/>
+      </w:rPr>
+    </w:lvl>
+    <w:lvl w:ilvl="1" w:tplc="04090003" w:tentative="1">
+      <w:start w:val="1"/>
+      <w:numFmt w:val="bullet"/>
+      <w:lvlText w:val="o"/>
+      <w:lvlJc w:val="left"/>
+      <w:pPr>
+        <w:ind w:left="1440" w:hanging="360"/>
+      </w:pPr>
+      <w:rPr>
+        <w:rFonts w:ascii="Courier New" w:hAnsi="Courier New" w:cs="Courier New" w:hint="default"/>
+      </w:rPr>
+    </w:lvl>
+    <w:lvl w:ilvl="2" w:tplc="04090005" w:tentative="1">
+      <w:start w:val="1"/>
+      <w:numFmt w:val="bullet"/>
+      <w:lvlText w:val=""/>
+      <w:lvlJc w:val="left"/>
+      <w:pPr>
+        <w:ind w:left="2160" w:hanging="360"/>
+      </w:pPr>
+      <w:rPr>
+        <w:rFonts w:ascii="Wingdings" w:hAnsi="Wingdings" w:hint="default"/>
+      </w:rPr>
+    </w:lvl>
+    <w:lvl w:ilvl="3" w:tplc="04090001" w:tentative="1">
+      <w:start w:val="1"/>
+      <w:numFmt w:val="bullet"/>
+      <w:lvlText w:val=""/>
+      <w:lvlJc w:val="left"/>
+      <w:pPr>
+        <w:ind w:left="2880" w:hanging="360"/>
+      </w:pPr>
+      <w:rPr>
+        <w:rFonts w:ascii="Symbol" w:hAnsi="Symbol" w:hint="default"/>
+      </w:rPr>
+    </w:lvl>
+    <w:lvl w:ilvl="4" w:tplc="04090003" w:tentative="1">
+      <w:start w:val="1"/>
+      <w:numFmt w:val="bullet"/>
+      <w:lvlText w:val="o"/>
+      <w:lvlJc w:val="left"/>
+      <w:pPr>
+        <w:ind w:left="3600" w:hanging="360"/>
+      </w:pPr>
+      <w:rPr>
+        <w:rFonts w:ascii="Courier New" w:hAnsi="Courier New" w:cs="Courier New" w:hint="default"/>
+      </w:rPr>
+    </w:lvl>
+    <w:lvl w:ilvl="5" w:tplc="04090005" w:tentative="1">
+      <w:start w:val="1"/>
+      <w:numFmt w:val="bullet"/>
+      <w:lvlText w:val=""/>
+      <w:lvlJc w:val="left"/>
+      <w:pPr>
+        <w:ind w:left="4320" w:hanging="360"/>
+      </w:pPr>
+      <w:rPr>
+        <w:rFonts w:ascii="Wingdings" w:hAnsi="Wingdings" w:hint="default"/>
+      </w:rPr>
+    </w:lvl>
+    <w:lvl w:ilvl="6" w:tplc="04090001" w:tentative="1">
+      <w:start w:val="1"/>
+      <w:numFmt w:val="bullet"/>
+      <w:lvlText w:val=""/>
+      <w:lvlJc w:val="left"/>
+      <w:pPr>
+        <w:ind w:left="5040" w:hanging="360"/>
+      </w:pPr>
+      <w:rPr>
+        <w:rFonts w:ascii="Symbol" w:hAnsi="Symbol" w:hint="default"/>
+      </w:rPr>
+    </w:lvl>
+    <w:lvl w:ilvl="7" w:tplc="04090003" w:tentative="1">
+      <w:start w:val="1"/>
+      <w:numFmt w:val="bullet"/>
+      <w:lvlText w:val="o"/>
+      <w:lvlJc w:val="left"/>
+      <w:pPr>
+        <w:ind w:left="5760" w:hanging="360"/>
+      </w:pPr>
+      <w:rPr>
+        <w:rFonts w:ascii="Courier New" w:hAnsi="Courier New" w:cs="Courier New" w:hint="default"/>
+      </w:rPr>
+    </w:lvl>
+    <w:lvl w:ilvl="8" w:tplc="04090005" w:tentative="1">
+      <w:start w:val="1"/>
+      <w:numFmt w:val="bullet"/>
+      <w:lvlText w:val=""/>
+      <w:lvlJc w:val="left"/>
+      <w:pPr>
+        <w:ind w:left="6480" w:hanging="360"/>
+      </w:pPr>
+      <w:rPr>
+        <w:rFonts w:ascii="Wingdings" w:hAnsi="Wingdings" w:hint="default"/>
+      </w:rPr>
+    </w:lvl>
+  </w:abstractNum>
+  <w:abstractNum w:abstractNumId="27" w15:restartNumberingAfterBreak="0">
     <w:nsid w:val="5C5C0542"/>
     <w:multiLevelType w:val="hybridMultilevel"/>
     <w:tmpl w:val="AC4AFD22"/>
@@ -9772,7 +10629,7 @@
       </w:pPr>
     </w:lvl>
   </w:abstractNum>
-  <w:abstractNum w:abstractNumId="25" w15:restartNumberingAfterBreak="0">
+  <w:abstractNum w:abstractNumId="28" w15:restartNumberingAfterBreak="0">
     <w:nsid w:val="5D763E1D"/>
     <w:multiLevelType w:val="hybridMultilevel"/>
     <w:tmpl w:val="C1DA6FA4"/>
@@ -9861,7 +10718,7 @@
       </w:pPr>
     </w:lvl>
   </w:abstractNum>
-  <w:abstractNum w:abstractNumId="26" w15:restartNumberingAfterBreak="0">
+  <w:abstractNum w:abstractNumId="29" w15:restartNumberingAfterBreak="0">
     <w:nsid w:val="5F324A08"/>
     <w:multiLevelType w:val="hybridMultilevel"/>
     <w:tmpl w:val="BBA07024"/>
@@ -9950,7 +10807,7 @@
       </w:pPr>
     </w:lvl>
   </w:abstractNum>
-  <w:abstractNum w:abstractNumId="27" w15:restartNumberingAfterBreak="0">
+  <w:abstractNum w:abstractNumId="30" w15:restartNumberingAfterBreak="0">
     <w:nsid w:val="60DE7A50"/>
     <w:multiLevelType w:val="hybridMultilevel"/>
     <w:tmpl w:val="40DEDDCE"/>
@@ -10039,7 +10896,7 @@
       </w:pPr>
     </w:lvl>
   </w:abstractNum>
-  <w:abstractNum w:abstractNumId="28" w15:restartNumberingAfterBreak="0">
+  <w:abstractNum w:abstractNumId="31" w15:restartNumberingAfterBreak="0">
     <w:nsid w:val="63A90606"/>
     <w:multiLevelType w:val="hybridMultilevel"/>
     <w:tmpl w:val="8FB8051E"/>
@@ -10128,7 +10985,7 @@
       </w:pPr>
     </w:lvl>
   </w:abstractNum>
-  <w:abstractNum w:abstractNumId="29" w15:restartNumberingAfterBreak="0">
+  <w:abstractNum w:abstractNumId="32" w15:restartNumberingAfterBreak="0">
     <w:nsid w:val="63D22AF2"/>
     <w:multiLevelType w:val="hybridMultilevel"/>
     <w:tmpl w:val="46C0935E"/>
@@ -10214,7 +11071,7 @@
       </w:pPr>
     </w:lvl>
   </w:abstractNum>
-  <w:abstractNum w:abstractNumId="30" w15:restartNumberingAfterBreak="0">
+  <w:abstractNum w:abstractNumId="33" w15:restartNumberingAfterBreak="0">
     <w:nsid w:val="666611B7"/>
     <w:multiLevelType w:val="hybridMultilevel"/>
     <w:tmpl w:val="29089A2E"/>
@@ -10303,7 +11160,7 @@
       </w:pPr>
     </w:lvl>
   </w:abstractNum>
-  <w:abstractNum w:abstractNumId="31" w15:restartNumberingAfterBreak="0">
+  <w:abstractNum w:abstractNumId="34" w15:restartNumberingAfterBreak="0">
     <w:nsid w:val="67E050CB"/>
     <w:multiLevelType w:val="hybridMultilevel"/>
     <w:tmpl w:val="9D8EDD24"/>
@@ -10389,7 +11246,7 @@
       </w:pPr>
     </w:lvl>
   </w:abstractNum>
-  <w:abstractNum w:abstractNumId="32" w15:restartNumberingAfterBreak="0">
+  <w:abstractNum w:abstractNumId="35" w15:restartNumberingAfterBreak="0">
     <w:nsid w:val="6DC90BC4"/>
     <w:multiLevelType w:val="hybridMultilevel"/>
     <w:tmpl w:val="101C499A"/>
@@ -10478,7 +11335,7 @@
       </w:pPr>
     </w:lvl>
   </w:abstractNum>
-  <w:abstractNum w:abstractNumId="33" w15:restartNumberingAfterBreak="0">
+  <w:abstractNum w:abstractNumId="36" w15:restartNumberingAfterBreak="0">
     <w:nsid w:val="6EB552E7"/>
     <w:multiLevelType w:val="hybridMultilevel"/>
     <w:tmpl w:val="77B4AAFE"/>
@@ -10567,7 +11424,7 @@
       </w:pPr>
     </w:lvl>
   </w:abstractNum>
-  <w:abstractNum w:abstractNumId="34" w15:restartNumberingAfterBreak="0">
+  <w:abstractNum w:abstractNumId="37" w15:restartNumberingAfterBreak="0">
     <w:nsid w:val="6F155085"/>
     <w:multiLevelType w:val="hybridMultilevel"/>
     <w:tmpl w:val="87F4408A"/>
@@ -10653,7 +11510,120 @@
       </w:pPr>
     </w:lvl>
   </w:abstractNum>
-  <w:abstractNum w:abstractNumId="35" w15:restartNumberingAfterBreak="0">
+  <w:abstractNum w:abstractNumId="38" w15:restartNumberingAfterBreak="0">
+    <w:nsid w:val="6F776EE1"/>
+    <w:multiLevelType w:val="hybridMultilevel"/>
+    <w:tmpl w:val="E02C8EDA"/>
+    <w:lvl w:ilvl="0" w:tplc="04090001">
+      <w:start w:val="1"/>
+      <w:numFmt w:val="bullet"/>
+      <w:lvlText w:val=""/>
+      <w:lvlJc w:val="left"/>
+      <w:pPr>
+        <w:ind w:left="720" w:hanging="360"/>
+      </w:pPr>
+      <w:rPr>
+        <w:rFonts w:ascii="Symbol" w:hAnsi="Symbol" w:hint="default"/>
+      </w:rPr>
+    </w:lvl>
+    <w:lvl w:ilvl="1" w:tplc="04090003" w:tentative="1">
+      <w:start w:val="1"/>
+      <w:numFmt w:val="bullet"/>
+      <w:lvlText w:val="o"/>
+      <w:lvlJc w:val="left"/>
+      <w:pPr>
+        <w:ind w:left="1440" w:hanging="360"/>
+      </w:pPr>
+      <w:rPr>
+        <w:rFonts w:ascii="Courier New" w:hAnsi="Courier New" w:cs="Courier New" w:hint="default"/>
+      </w:rPr>
+    </w:lvl>
+    <w:lvl w:ilvl="2" w:tplc="04090005" w:tentative="1">
+      <w:start w:val="1"/>
+      <w:numFmt w:val="bullet"/>
+      <w:lvlText w:val=""/>
+      <w:lvlJc w:val="left"/>
+      <w:pPr>
+        <w:ind w:left="2160" w:hanging="360"/>
+      </w:pPr>
+      <w:rPr>
+        <w:rFonts w:ascii="Wingdings" w:hAnsi="Wingdings" w:hint="default"/>
+      </w:rPr>
+    </w:lvl>
+    <w:lvl w:ilvl="3" w:tplc="04090001" w:tentative="1">
+      <w:start w:val="1"/>
+      <w:numFmt w:val="bullet"/>
+      <w:lvlText w:val=""/>
+      <w:lvlJc w:val="left"/>
+      <w:pPr>
+        <w:ind w:left="2880" w:hanging="360"/>
+      </w:pPr>
+      <w:rPr>
+        <w:rFonts w:ascii="Symbol" w:hAnsi="Symbol" w:hint="default"/>
+      </w:rPr>
+    </w:lvl>
+    <w:lvl w:ilvl="4" w:tplc="04090003" w:tentative="1">
+      <w:start w:val="1"/>
+      <w:numFmt w:val="bullet"/>
+      <w:lvlText w:val="o"/>
+      <w:lvlJc w:val="left"/>
+      <w:pPr>
+        <w:ind w:left="3600" w:hanging="360"/>
+      </w:pPr>
+      <w:rPr>
+        <w:rFonts w:ascii="Courier New" w:hAnsi="Courier New" w:cs="Courier New" w:hint="default"/>
+      </w:rPr>
+    </w:lvl>
+    <w:lvl w:ilvl="5" w:tplc="04090005" w:tentative="1">
+      <w:start w:val="1"/>
+      <w:numFmt w:val="bullet"/>
+      <w:lvlText w:val=""/>
+      <w:lvlJc w:val="left"/>
+      <w:pPr>
+        <w:ind w:left="4320" w:hanging="360"/>
+      </w:pPr>
+      <w:rPr>
+        <w:rFonts w:ascii="Wingdings" w:hAnsi="Wingdings" w:hint="default"/>
+      </w:rPr>
+    </w:lvl>
+    <w:lvl w:ilvl="6" w:tplc="04090001" w:tentative="1">
+      <w:start w:val="1"/>
+      <w:numFmt w:val="bullet"/>
+      <w:lvlText w:val=""/>
+      <w:lvlJc w:val="left"/>
+      <w:pPr>
+        <w:ind w:left="5040" w:hanging="360"/>
+      </w:pPr>
+      <w:rPr>
+        <w:rFonts w:ascii="Symbol" w:hAnsi="Symbol" w:hint="default"/>
+      </w:rPr>
+    </w:lvl>
+    <w:lvl w:ilvl="7" w:tplc="04090003" w:tentative="1">
+      <w:start w:val="1"/>
+      <w:numFmt w:val="bullet"/>
+      <w:lvlText w:val="o"/>
+      <w:lvlJc w:val="left"/>
+      <w:pPr>
+        <w:ind w:left="5760" w:hanging="360"/>
+      </w:pPr>
+      <w:rPr>
+        <w:rFonts w:ascii="Courier New" w:hAnsi="Courier New" w:cs="Courier New" w:hint="default"/>
+      </w:rPr>
+    </w:lvl>
+    <w:lvl w:ilvl="8" w:tplc="04090005" w:tentative="1">
+      <w:start w:val="1"/>
+      <w:numFmt w:val="bullet"/>
+      <w:lvlText w:val=""/>
+      <w:lvlJc w:val="left"/>
+      <w:pPr>
+        <w:ind w:left="6480" w:hanging="360"/>
+      </w:pPr>
+      <w:rPr>
+        <w:rFonts w:ascii="Wingdings" w:hAnsi="Wingdings" w:hint="default"/>
+      </w:rPr>
+    </w:lvl>
+  </w:abstractNum>
+  <w:abstractNum w:abstractNumId="39" w15:restartNumberingAfterBreak="0">
     <w:nsid w:val="72FD1310"/>
     <w:multiLevelType w:val="hybridMultilevel"/>
     <w:tmpl w:val="22BAB0AA"/>
@@ -10742,7 +11712,7 @@
       </w:pPr>
     </w:lvl>
   </w:abstractNum>
-  <w:abstractNum w:abstractNumId="36" w15:restartNumberingAfterBreak="0">
+  <w:abstractNum w:abstractNumId="40" w15:restartNumberingAfterBreak="0">
     <w:nsid w:val="73FA1D0B"/>
     <w:multiLevelType w:val="hybridMultilevel"/>
     <w:tmpl w:val="EE42F116"/>
@@ -10828,7 +11798,7 @@
       </w:pPr>
     </w:lvl>
   </w:abstractNum>
-  <w:abstractNum w:abstractNumId="37" w15:restartNumberingAfterBreak="0">
+  <w:abstractNum w:abstractNumId="41" w15:restartNumberingAfterBreak="0">
     <w:nsid w:val="7BD74B85"/>
     <w:multiLevelType w:val="hybridMultilevel"/>
     <w:tmpl w:val="108C3ACC"/>
@@ -10914,7 +11884,7 @@
       </w:pPr>
     </w:lvl>
   </w:abstractNum>
-  <w:abstractNum w:abstractNumId="38" w15:restartNumberingAfterBreak="0">
+  <w:abstractNum w:abstractNumId="42" w15:restartNumberingAfterBreak="0">
     <w:nsid w:val="7CE539C2"/>
     <w:multiLevelType w:val="hybridMultilevel"/>
     <w:tmpl w:val="28C69830"/>
@@ -11000,7 +11970,7 @@
       </w:pPr>
     </w:lvl>
   </w:abstractNum>
-  <w:abstractNum w:abstractNumId="39" w15:restartNumberingAfterBreak="0">
+  <w:abstractNum w:abstractNumId="43" w15:restartNumberingAfterBreak="0">
     <w:nsid w:val="7F302B4B"/>
     <w:multiLevelType w:val="hybridMultilevel"/>
     <w:tmpl w:val="3B2C8BE8"/>
@@ -11086,7 +12056,7 @@
       </w:pPr>
     </w:lvl>
   </w:abstractNum>
-  <w:abstractNum w:abstractNumId="40" w15:restartNumberingAfterBreak="0">
+  <w:abstractNum w:abstractNumId="44" w15:restartNumberingAfterBreak="0">
     <w:nsid w:val="7F5A6F14"/>
     <w:multiLevelType w:val="hybridMultilevel"/>
     <w:tmpl w:val="662C076C"/>
@@ -11172,7 +12142,7 @@
       </w:pPr>
     </w:lvl>
   </w:abstractNum>
-  <w:abstractNum w:abstractNumId="41" w15:restartNumberingAfterBreak="0">
+  <w:abstractNum w:abstractNumId="45" w15:restartNumberingAfterBreak="0">
     <w:nsid w:val="7FE12968"/>
     <w:multiLevelType w:val="hybridMultilevel"/>
     <w:tmpl w:val="6F3E36A6"/>
@@ -11262,6 +12232,294 @@
     </w:lvl>
   </w:abstractNum>
   <w:num w:numId="1" w16cid:durableId="252670114">
+    <w:abstractNumId w:val="13"/>
+    <w:lvlOverride w:ilvl="0">
+      <w:startOverride w:val="1"/>
+    </w:lvlOverride>
+    <w:lvlOverride w:ilvl="1">
+      <w:startOverride w:val="1"/>
+    </w:lvlOverride>
+    <w:lvlOverride w:ilvl="2">
+      <w:startOverride w:val="1"/>
+    </w:lvlOverride>
+    <w:lvlOverride w:ilvl="3">
+      <w:startOverride w:val="1"/>
+    </w:lvlOverride>
+    <w:lvlOverride w:ilvl="4">
+      <w:startOverride w:val="1"/>
+    </w:lvlOverride>
+    <w:lvlOverride w:ilvl="5">
+      <w:startOverride w:val="1"/>
+    </w:lvlOverride>
+    <w:lvlOverride w:ilvl="6">
+      <w:startOverride w:val="1"/>
+    </w:lvlOverride>
+    <w:lvlOverride w:ilvl="7">
+      <w:startOverride w:val="1"/>
+    </w:lvlOverride>
+    <w:lvlOverride w:ilvl="8">
+      <w:startOverride w:val="1"/>
+    </w:lvlOverride>
+  </w:num>
+  <w:num w:numId="2" w16cid:durableId="1798378143">
+    <w:abstractNumId w:val="27"/>
+  </w:num>
+  <w:num w:numId="3" w16cid:durableId="1153523741">
+    <w:abstractNumId w:val="32"/>
+    <w:lvlOverride w:ilvl="0">
+      <w:startOverride w:val="1"/>
+    </w:lvlOverride>
+    <w:lvlOverride w:ilvl="1">
+      <w:startOverride w:val="1"/>
+    </w:lvlOverride>
+    <w:lvlOverride w:ilvl="2">
+      <w:startOverride w:val="1"/>
+    </w:lvlOverride>
+    <w:lvlOverride w:ilvl="3">
+      <w:startOverride w:val="1"/>
+    </w:lvlOverride>
+    <w:lvlOverride w:ilvl="4">
+      <w:startOverride w:val="1"/>
+    </w:lvlOverride>
+    <w:lvlOverride w:ilvl="5">
+      <w:startOverride w:val="1"/>
+    </w:lvlOverride>
+    <w:lvlOverride w:ilvl="6">
+      <w:startOverride w:val="1"/>
+    </w:lvlOverride>
+    <w:lvlOverride w:ilvl="7">
+      <w:startOverride w:val="1"/>
+    </w:lvlOverride>
+    <w:lvlOverride w:ilvl="8">
+      <w:startOverride w:val="1"/>
+    </w:lvlOverride>
+  </w:num>
+  <w:num w:numId="4" w16cid:durableId="36971202">
+    <w:abstractNumId w:val="43"/>
+    <w:lvlOverride w:ilvl="0">
+      <w:startOverride w:val="1"/>
+    </w:lvlOverride>
+    <w:lvlOverride w:ilvl="1">
+      <w:startOverride w:val="1"/>
+    </w:lvlOverride>
+    <w:lvlOverride w:ilvl="2">
+      <w:startOverride w:val="1"/>
+    </w:lvlOverride>
+    <w:lvlOverride w:ilvl="3">
+      <w:startOverride w:val="1"/>
+    </w:lvlOverride>
+    <w:lvlOverride w:ilvl="4">
+      <w:startOverride w:val="1"/>
+    </w:lvlOverride>
+    <w:lvlOverride w:ilvl="5">
+      <w:startOverride w:val="1"/>
+    </w:lvlOverride>
+    <w:lvlOverride w:ilvl="6">
+      <w:startOverride w:val="1"/>
+    </w:lvlOverride>
+    <w:lvlOverride w:ilvl="7">
+      <w:startOverride w:val="1"/>
+    </w:lvlOverride>
+    <w:lvlOverride w:ilvl="8">
+      <w:startOverride w:val="1"/>
+    </w:lvlOverride>
+  </w:num>
+  <w:num w:numId="5" w16cid:durableId="636759988">
+    <w:abstractNumId w:val="6"/>
+  </w:num>
+  <w:num w:numId="6" w16cid:durableId="1657228000">
+    <w:abstractNumId w:val="34"/>
+    <w:lvlOverride w:ilvl="0">
+      <w:startOverride w:val="1"/>
+    </w:lvlOverride>
+    <w:lvlOverride w:ilvl="1">
+      <w:startOverride w:val="1"/>
+    </w:lvlOverride>
+    <w:lvlOverride w:ilvl="2">
+      <w:startOverride w:val="1"/>
+    </w:lvlOverride>
+    <w:lvlOverride w:ilvl="3">
+      <w:startOverride w:val="1"/>
+    </w:lvlOverride>
+    <w:lvlOverride w:ilvl="4">
+      <w:startOverride w:val="1"/>
+    </w:lvlOverride>
+    <w:lvlOverride w:ilvl="5">
+      <w:startOverride w:val="1"/>
+    </w:lvlOverride>
+    <w:lvlOverride w:ilvl="6">
+      <w:startOverride w:val="1"/>
+    </w:lvlOverride>
+    <w:lvlOverride w:ilvl="7">
+      <w:startOverride w:val="1"/>
+    </w:lvlOverride>
+    <w:lvlOverride w:ilvl="8">
+      <w:startOverride w:val="1"/>
+    </w:lvlOverride>
+  </w:num>
+  <w:num w:numId="7" w16cid:durableId="445583891">
+    <w:abstractNumId w:val="19"/>
+    <w:lvlOverride w:ilvl="0">
+      <w:startOverride w:val="1"/>
+    </w:lvlOverride>
+    <w:lvlOverride w:ilvl="1">
+      <w:startOverride w:val="1"/>
+    </w:lvlOverride>
+    <w:lvlOverride w:ilvl="2">
+      <w:startOverride w:val="1"/>
+    </w:lvlOverride>
+    <w:lvlOverride w:ilvl="3">
+      <w:startOverride w:val="1"/>
+    </w:lvlOverride>
+    <w:lvlOverride w:ilvl="4">
+      <w:startOverride w:val="1"/>
+    </w:lvlOverride>
+    <w:lvlOverride w:ilvl="5">
+      <w:startOverride w:val="1"/>
+    </w:lvlOverride>
+    <w:lvlOverride w:ilvl="6">
+      <w:startOverride w:val="1"/>
+    </w:lvlOverride>
+    <w:lvlOverride w:ilvl="7">
+      <w:startOverride w:val="1"/>
+    </w:lvlOverride>
+    <w:lvlOverride w:ilvl="8">
+      <w:startOverride w:val="1"/>
+    </w:lvlOverride>
+  </w:num>
+  <w:num w:numId="8" w16cid:durableId="669217318">
+    <w:abstractNumId w:val="7"/>
+  </w:num>
+  <w:num w:numId="9" w16cid:durableId="2017415675">
+    <w:abstractNumId w:val="17"/>
+  </w:num>
+  <w:num w:numId="10" w16cid:durableId="1523976640">
+    <w:abstractNumId w:val="41"/>
+    <w:lvlOverride w:ilvl="0">
+      <w:startOverride w:val="1"/>
+    </w:lvlOverride>
+    <w:lvlOverride w:ilvl="1">
+      <w:startOverride w:val="1"/>
+    </w:lvlOverride>
+    <w:lvlOverride w:ilvl="2">
+      <w:startOverride w:val="1"/>
+    </w:lvlOverride>
+    <w:lvlOverride w:ilvl="3">
+      <w:startOverride w:val="1"/>
+    </w:lvlOverride>
+    <w:lvlOverride w:ilvl="4">
+      <w:startOverride w:val="1"/>
+    </w:lvlOverride>
+    <w:lvlOverride w:ilvl="5">
+      <w:startOverride w:val="1"/>
+    </w:lvlOverride>
+    <w:lvlOverride w:ilvl="6">
+      <w:startOverride w:val="1"/>
+    </w:lvlOverride>
+    <w:lvlOverride w:ilvl="7">
+      <w:startOverride w:val="1"/>
+    </w:lvlOverride>
+    <w:lvlOverride w:ilvl="8">
+      <w:startOverride w:val="1"/>
+    </w:lvlOverride>
+  </w:num>
+  <w:num w:numId="11" w16cid:durableId="618298387">
+    <w:abstractNumId w:val="44"/>
+    <w:lvlOverride w:ilvl="0">
+      <w:startOverride w:val="1"/>
+    </w:lvlOverride>
+    <w:lvlOverride w:ilvl="1">
+      <w:startOverride w:val="1"/>
+    </w:lvlOverride>
+    <w:lvlOverride w:ilvl="2">
+      <w:startOverride w:val="1"/>
+    </w:lvlOverride>
+    <w:lvlOverride w:ilvl="3">
+      <w:startOverride w:val="1"/>
+    </w:lvlOverride>
+    <w:lvlOverride w:ilvl="4">
+      <w:startOverride w:val="1"/>
+    </w:lvlOverride>
+    <w:lvlOverride w:ilvl="5">
+      <w:startOverride w:val="1"/>
+    </w:lvlOverride>
+    <w:lvlOverride w:ilvl="6">
+      <w:startOverride w:val="1"/>
+    </w:lvlOverride>
+    <w:lvlOverride w:ilvl="7">
+      <w:startOverride w:val="1"/>
+    </w:lvlOverride>
+    <w:lvlOverride w:ilvl="8">
+      <w:startOverride w:val="1"/>
+    </w:lvlOverride>
+  </w:num>
+  <w:num w:numId="12" w16cid:durableId="1315259115">
+    <w:abstractNumId w:val="37"/>
+    <w:lvlOverride w:ilvl="0">
+      <w:startOverride w:val="1"/>
+    </w:lvlOverride>
+    <w:lvlOverride w:ilvl="1">
+      <w:startOverride w:val="1"/>
+    </w:lvlOverride>
+    <w:lvlOverride w:ilvl="2">
+      <w:startOverride w:val="1"/>
+    </w:lvlOverride>
+    <w:lvlOverride w:ilvl="3">
+      <w:startOverride w:val="1"/>
+    </w:lvlOverride>
+    <w:lvlOverride w:ilvl="4">
+      <w:startOverride w:val="1"/>
+    </w:lvlOverride>
+    <w:lvlOverride w:ilvl="5">
+      <w:startOverride w:val="1"/>
+    </w:lvlOverride>
+    <w:lvlOverride w:ilvl="6">
+      <w:startOverride w:val="1"/>
+    </w:lvlOverride>
+    <w:lvlOverride w:ilvl="7">
+      <w:startOverride w:val="1"/>
+    </w:lvlOverride>
+    <w:lvlOverride w:ilvl="8">
+      <w:startOverride w:val="1"/>
+    </w:lvlOverride>
+  </w:num>
+  <w:num w:numId="13" w16cid:durableId="124662538">
+    <w:abstractNumId w:val="42"/>
+    <w:lvlOverride w:ilvl="0">
+      <w:startOverride w:val="1"/>
+    </w:lvlOverride>
+    <w:lvlOverride w:ilvl="1">
+      <w:startOverride w:val="1"/>
+    </w:lvlOverride>
+    <w:lvlOverride w:ilvl="2">
+      <w:startOverride w:val="1"/>
+    </w:lvlOverride>
+    <w:lvlOverride w:ilvl="3">
+      <w:startOverride w:val="1"/>
+    </w:lvlOverride>
+    <w:lvlOverride w:ilvl="4">
+      <w:startOverride w:val="1"/>
+    </w:lvlOverride>
+    <w:lvlOverride w:ilvl="5">
+      <w:startOverride w:val="1"/>
+    </w:lvlOverride>
+    <w:lvlOverride w:ilvl="6">
+      <w:startOverride w:val="1"/>
+    </w:lvlOverride>
+    <w:lvlOverride w:ilvl="7">
+      <w:startOverride w:val="1"/>
+    </w:lvlOverride>
+    <w:lvlOverride w:ilvl="8">
+      <w:startOverride w:val="1"/>
+    </w:lvlOverride>
+  </w:num>
+  <w:num w:numId="14" w16cid:durableId="924992875">
+    <w:abstractNumId w:val="9"/>
+  </w:num>
+  <w:num w:numId="15" w16cid:durableId="1993558037">
+    <w:abstractNumId w:val="8"/>
+  </w:num>
+  <w:num w:numId="16" w16cid:durableId="1546143369">
     <w:abstractNumId w:val="12"/>
     <w:lvlOverride w:ilvl="0">
       <w:startOverride w:val="1"/>
@@ -11291,169 +12549,7 @@
       <w:startOverride w:val="1"/>
     </w:lvlOverride>
   </w:num>
-  <w:num w:numId="2" w16cid:durableId="1798378143">
-    <w:abstractNumId w:val="24"/>
-  </w:num>
-  <w:num w:numId="3" w16cid:durableId="1153523741">
-    <w:abstractNumId w:val="29"/>
-    <w:lvlOverride w:ilvl="0">
-      <w:startOverride w:val="1"/>
-    </w:lvlOverride>
-    <w:lvlOverride w:ilvl="1">
-      <w:startOverride w:val="1"/>
-    </w:lvlOverride>
-    <w:lvlOverride w:ilvl="2">
-      <w:startOverride w:val="1"/>
-    </w:lvlOverride>
-    <w:lvlOverride w:ilvl="3">
-      <w:startOverride w:val="1"/>
-    </w:lvlOverride>
-    <w:lvlOverride w:ilvl="4">
-      <w:startOverride w:val="1"/>
-    </w:lvlOverride>
-    <w:lvlOverride w:ilvl="5">
-      <w:startOverride w:val="1"/>
-    </w:lvlOverride>
-    <w:lvlOverride w:ilvl="6">
-      <w:startOverride w:val="1"/>
-    </w:lvlOverride>
-    <w:lvlOverride w:ilvl="7">
-      <w:startOverride w:val="1"/>
-    </w:lvlOverride>
-    <w:lvlOverride w:ilvl="8">
-      <w:startOverride w:val="1"/>
-    </w:lvlOverride>
-  </w:num>
-  <w:num w:numId="4" w16cid:durableId="36971202">
-    <w:abstractNumId w:val="39"/>
-    <w:lvlOverride w:ilvl="0">
-      <w:startOverride w:val="1"/>
-    </w:lvlOverride>
-    <w:lvlOverride w:ilvl="1">
-      <w:startOverride w:val="1"/>
-    </w:lvlOverride>
-    <w:lvlOverride w:ilvl="2">
-      <w:startOverride w:val="1"/>
-    </w:lvlOverride>
-    <w:lvlOverride w:ilvl="3">
-      <w:startOverride w:val="1"/>
-    </w:lvlOverride>
-    <w:lvlOverride w:ilvl="4">
-      <w:startOverride w:val="1"/>
-    </w:lvlOverride>
-    <w:lvlOverride w:ilvl="5">
-      <w:startOverride w:val="1"/>
-    </w:lvlOverride>
-    <w:lvlOverride w:ilvl="6">
-      <w:startOverride w:val="1"/>
-    </w:lvlOverride>
-    <w:lvlOverride w:ilvl="7">
-      <w:startOverride w:val="1"/>
-    </w:lvlOverride>
-    <w:lvlOverride w:ilvl="8">
-      <w:startOverride w:val="1"/>
-    </w:lvlOverride>
-  </w:num>
-  <w:num w:numId="5" w16cid:durableId="636759988">
-    <w:abstractNumId w:val="5"/>
-  </w:num>
-  <w:num w:numId="6" w16cid:durableId="1657228000">
-    <w:abstractNumId w:val="31"/>
-    <w:lvlOverride w:ilvl="0">
-      <w:startOverride w:val="1"/>
-    </w:lvlOverride>
-    <w:lvlOverride w:ilvl="1">
-      <w:startOverride w:val="1"/>
-    </w:lvlOverride>
-    <w:lvlOverride w:ilvl="2">
-      <w:startOverride w:val="1"/>
-    </w:lvlOverride>
-    <w:lvlOverride w:ilvl="3">
-      <w:startOverride w:val="1"/>
-    </w:lvlOverride>
-    <w:lvlOverride w:ilvl="4">
-      <w:startOverride w:val="1"/>
-    </w:lvlOverride>
-    <w:lvlOverride w:ilvl="5">
-      <w:startOverride w:val="1"/>
-    </w:lvlOverride>
-    <w:lvlOverride w:ilvl="6">
-      <w:startOverride w:val="1"/>
-    </w:lvlOverride>
-    <w:lvlOverride w:ilvl="7">
-      <w:startOverride w:val="1"/>
-    </w:lvlOverride>
-    <w:lvlOverride w:ilvl="8">
-      <w:startOverride w:val="1"/>
-    </w:lvlOverride>
-  </w:num>
-  <w:num w:numId="7" w16cid:durableId="445583891">
-    <w:abstractNumId w:val="17"/>
-    <w:lvlOverride w:ilvl="0">
-      <w:startOverride w:val="1"/>
-    </w:lvlOverride>
-    <w:lvlOverride w:ilvl="1">
-      <w:startOverride w:val="1"/>
-    </w:lvlOverride>
-    <w:lvlOverride w:ilvl="2">
-      <w:startOverride w:val="1"/>
-    </w:lvlOverride>
-    <w:lvlOverride w:ilvl="3">
-      <w:startOverride w:val="1"/>
-    </w:lvlOverride>
-    <w:lvlOverride w:ilvl="4">
-      <w:startOverride w:val="1"/>
-    </w:lvlOverride>
-    <w:lvlOverride w:ilvl="5">
-      <w:startOverride w:val="1"/>
-    </w:lvlOverride>
-    <w:lvlOverride w:ilvl="6">
-      <w:startOverride w:val="1"/>
-    </w:lvlOverride>
-    <w:lvlOverride w:ilvl="7">
-      <w:startOverride w:val="1"/>
-    </w:lvlOverride>
-    <w:lvlOverride w:ilvl="8">
-      <w:startOverride w:val="1"/>
-    </w:lvlOverride>
-  </w:num>
-  <w:num w:numId="8" w16cid:durableId="669217318">
-    <w:abstractNumId w:val="6"/>
-  </w:num>
-  <w:num w:numId="9" w16cid:durableId="2017415675">
-    <w:abstractNumId w:val="15"/>
-  </w:num>
-  <w:num w:numId="10" w16cid:durableId="1523976640">
-    <w:abstractNumId w:val="37"/>
-    <w:lvlOverride w:ilvl="0">
-      <w:startOverride w:val="1"/>
-    </w:lvlOverride>
-    <w:lvlOverride w:ilvl="1">
-      <w:startOverride w:val="1"/>
-    </w:lvlOverride>
-    <w:lvlOverride w:ilvl="2">
-      <w:startOverride w:val="1"/>
-    </w:lvlOverride>
-    <w:lvlOverride w:ilvl="3">
-      <w:startOverride w:val="1"/>
-    </w:lvlOverride>
-    <w:lvlOverride w:ilvl="4">
-      <w:startOverride w:val="1"/>
-    </w:lvlOverride>
-    <w:lvlOverride w:ilvl="5">
-      <w:startOverride w:val="1"/>
-    </w:lvlOverride>
-    <w:lvlOverride w:ilvl="6">
-      <w:startOverride w:val="1"/>
-    </w:lvlOverride>
-    <w:lvlOverride w:ilvl="7">
-      <w:startOverride w:val="1"/>
-    </w:lvlOverride>
-    <w:lvlOverride w:ilvl="8">
-      <w:startOverride w:val="1"/>
-    </w:lvlOverride>
-  </w:num>
-  <w:num w:numId="11" w16cid:durableId="618298387">
+  <w:num w:numId="17" w16cid:durableId="1653366281">
     <w:abstractNumId w:val="40"/>
     <w:lvlOverride w:ilvl="0">
       <w:startOverride w:val="1"/>
@@ -11483,245 +12579,131 @@
       <w:startOverride w:val="1"/>
     </w:lvlOverride>
   </w:num>
-  <w:num w:numId="12" w16cid:durableId="1315259115">
-    <w:abstractNumId w:val="34"/>
-    <w:lvlOverride w:ilvl="0">
-      <w:startOverride w:val="1"/>
-    </w:lvlOverride>
-    <w:lvlOverride w:ilvl="1">
-      <w:startOverride w:val="1"/>
-    </w:lvlOverride>
-    <w:lvlOverride w:ilvl="2">
-      <w:startOverride w:val="1"/>
-    </w:lvlOverride>
-    <w:lvlOverride w:ilvl="3">
-      <w:startOverride w:val="1"/>
-    </w:lvlOverride>
-    <w:lvlOverride w:ilvl="4">
-      <w:startOverride w:val="1"/>
-    </w:lvlOverride>
-    <w:lvlOverride w:ilvl="5">
-      <w:startOverride w:val="1"/>
-    </w:lvlOverride>
-    <w:lvlOverride w:ilvl="6">
-      <w:startOverride w:val="1"/>
-    </w:lvlOverride>
-    <w:lvlOverride w:ilvl="7">
-      <w:startOverride w:val="1"/>
-    </w:lvlOverride>
-    <w:lvlOverride w:ilvl="8">
-      <w:startOverride w:val="1"/>
-    </w:lvlOverride>
-  </w:num>
-  <w:num w:numId="13" w16cid:durableId="124662538">
-    <w:abstractNumId w:val="38"/>
-    <w:lvlOverride w:ilvl="0">
-      <w:startOverride w:val="1"/>
-    </w:lvlOverride>
-    <w:lvlOverride w:ilvl="1">
-      <w:startOverride w:val="1"/>
-    </w:lvlOverride>
-    <w:lvlOverride w:ilvl="2">
-      <w:startOverride w:val="1"/>
-    </w:lvlOverride>
-    <w:lvlOverride w:ilvl="3">
-      <w:startOverride w:val="1"/>
-    </w:lvlOverride>
-    <w:lvlOverride w:ilvl="4">
-      <w:startOverride w:val="1"/>
-    </w:lvlOverride>
-    <w:lvlOverride w:ilvl="5">
-      <w:startOverride w:val="1"/>
-    </w:lvlOverride>
-    <w:lvlOverride w:ilvl="6">
-      <w:startOverride w:val="1"/>
-    </w:lvlOverride>
-    <w:lvlOverride w:ilvl="7">
-      <w:startOverride w:val="1"/>
-    </w:lvlOverride>
-    <w:lvlOverride w:ilvl="8">
-      <w:startOverride w:val="1"/>
-    </w:lvlOverride>
-  </w:num>
-  <w:num w:numId="14" w16cid:durableId="924992875">
-    <w:abstractNumId w:val="8"/>
-  </w:num>
-  <w:num w:numId="15" w16cid:durableId="1993558037">
-    <w:abstractNumId w:val="7"/>
-  </w:num>
-  <w:num w:numId="16" w16cid:durableId="1546143369">
-    <w:abstractNumId w:val="11"/>
-    <w:lvlOverride w:ilvl="0">
-      <w:startOverride w:val="1"/>
-    </w:lvlOverride>
-    <w:lvlOverride w:ilvl="1">
-      <w:startOverride w:val="1"/>
-    </w:lvlOverride>
-    <w:lvlOverride w:ilvl="2">
-      <w:startOverride w:val="1"/>
-    </w:lvlOverride>
-    <w:lvlOverride w:ilvl="3">
-      <w:startOverride w:val="1"/>
-    </w:lvlOverride>
-    <w:lvlOverride w:ilvl="4">
-      <w:startOverride w:val="1"/>
-    </w:lvlOverride>
-    <w:lvlOverride w:ilvl="5">
-      <w:startOverride w:val="1"/>
-    </w:lvlOverride>
-    <w:lvlOverride w:ilvl="6">
-      <w:startOverride w:val="1"/>
-    </w:lvlOverride>
-    <w:lvlOverride w:ilvl="7">
-      <w:startOverride w:val="1"/>
-    </w:lvlOverride>
-    <w:lvlOverride w:ilvl="8">
-      <w:startOverride w:val="1"/>
-    </w:lvlOverride>
-  </w:num>
-  <w:num w:numId="17" w16cid:durableId="1653366281">
-    <w:abstractNumId w:val="36"/>
-    <w:lvlOverride w:ilvl="0">
-      <w:startOverride w:val="1"/>
-    </w:lvlOverride>
-    <w:lvlOverride w:ilvl="1">
-      <w:startOverride w:val="1"/>
-    </w:lvlOverride>
-    <w:lvlOverride w:ilvl="2">
-      <w:startOverride w:val="1"/>
-    </w:lvlOverride>
-    <w:lvlOverride w:ilvl="3">
-      <w:startOverride w:val="1"/>
-    </w:lvlOverride>
-    <w:lvlOverride w:ilvl="4">
-      <w:startOverride w:val="1"/>
-    </w:lvlOverride>
-    <w:lvlOverride w:ilvl="5">
-      <w:startOverride w:val="1"/>
-    </w:lvlOverride>
-    <w:lvlOverride w:ilvl="6">
-      <w:startOverride w:val="1"/>
-    </w:lvlOverride>
-    <w:lvlOverride w:ilvl="7">
-      <w:startOverride w:val="1"/>
-    </w:lvlOverride>
-    <w:lvlOverride w:ilvl="8">
-      <w:startOverride w:val="1"/>
-    </w:lvlOverride>
-  </w:num>
   <w:num w:numId="18" w16cid:durableId="2071341947">
-    <w:abstractNumId w:val="26"/>
+    <w:abstractNumId w:val="29"/>
   </w:num>
   <w:num w:numId="19" w16cid:durableId="1817643793">
-    <w:abstractNumId w:val="24"/>
+    <w:abstractNumId w:val="27"/>
   </w:num>
   <w:num w:numId="20" w16cid:durableId="1455557939">
     <w:abstractNumId w:val="3"/>
   </w:num>
   <w:num w:numId="21" w16cid:durableId="80569854">
-    <w:abstractNumId w:val="40"/>
+    <w:abstractNumId w:val="44"/>
   </w:num>
   <w:num w:numId="22" w16cid:durableId="1033534115">
-    <w:abstractNumId w:val="29"/>
+    <w:abstractNumId w:val="32"/>
   </w:num>
   <w:num w:numId="23" w16cid:durableId="640038164">
-    <w:abstractNumId w:val="35"/>
+    <w:abstractNumId w:val="39"/>
   </w:num>
   <w:num w:numId="24" w16cid:durableId="1368874551">
-    <w:abstractNumId w:val="9"/>
+    <w:abstractNumId w:val="10"/>
   </w:num>
   <w:num w:numId="25" w16cid:durableId="762334872">
-    <w:abstractNumId w:val="33"/>
+    <w:abstractNumId w:val="36"/>
   </w:num>
   <w:num w:numId="26" w16cid:durableId="1360818775">
-    <w:abstractNumId w:val="21"/>
+    <w:abstractNumId w:val="23"/>
   </w:num>
   <w:num w:numId="27" w16cid:durableId="1994331146">
+    <w:abstractNumId w:val="8"/>
+  </w:num>
+  <w:num w:numId="28" w16cid:durableId="1949041706">
+    <w:abstractNumId w:val="20"/>
+  </w:num>
+  <w:num w:numId="29" w16cid:durableId="487331638">
+    <w:abstractNumId w:val="30"/>
+  </w:num>
+  <w:num w:numId="30" w16cid:durableId="264508070">
+    <w:abstractNumId w:val="14"/>
+  </w:num>
+  <w:num w:numId="31" w16cid:durableId="1757164106">
+    <w:abstractNumId w:val="5"/>
+  </w:num>
+  <w:num w:numId="32" w16cid:durableId="1457792100">
+    <w:abstractNumId w:val="22"/>
+  </w:num>
+  <w:num w:numId="33" w16cid:durableId="1405377978">
+    <w:abstractNumId w:val="25"/>
+  </w:num>
+  <w:num w:numId="34" w16cid:durableId="2123723453">
+    <w:abstractNumId w:val="45"/>
+  </w:num>
+  <w:num w:numId="35" w16cid:durableId="1137651342">
+    <w:abstractNumId w:val="6"/>
+  </w:num>
+  <w:num w:numId="36" w16cid:durableId="339894701">
+    <w:abstractNumId w:val="34"/>
+  </w:num>
+  <w:num w:numId="37" w16cid:durableId="552959931">
+    <w:abstractNumId w:val="18"/>
+  </w:num>
+  <w:num w:numId="38" w16cid:durableId="1469664635">
+    <w:abstractNumId w:val="19"/>
+  </w:num>
+  <w:num w:numId="39" w16cid:durableId="760443791">
+    <w:abstractNumId w:val="11"/>
+  </w:num>
+  <w:num w:numId="40" w16cid:durableId="1181971870">
     <w:abstractNumId w:val="7"/>
   </w:num>
-  <w:num w:numId="28" w16cid:durableId="1949041706">
-    <w:abstractNumId w:val="18"/>
-  </w:num>
-  <w:num w:numId="29" w16cid:durableId="487331638">
-    <w:abstractNumId w:val="27"/>
-  </w:num>
-  <w:num w:numId="30" w16cid:durableId="264508070">
-    <w:abstractNumId w:val="13"/>
-  </w:num>
-  <w:num w:numId="31" w16cid:durableId="1757164106">
-    <w:abstractNumId w:val="4"/>
-  </w:num>
-  <w:num w:numId="32" w16cid:durableId="1457792100">
-    <w:abstractNumId w:val="20"/>
-  </w:num>
-  <w:num w:numId="33" w16cid:durableId="1405377978">
-    <w:abstractNumId w:val="23"/>
-  </w:num>
-  <w:num w:numId="34" w16cid:durableId="2123723453">
-    <w:abstractNumId w:val="41"/>
-  </w:num>
-  <w:num w:numId="35" w16cid:durableId="1137651342">
-    <w:abstractNumId w:val="5"/>
-  </w:num>
-  <w:num w:numId="36" w16cid:durableId="339894701">
-    <w:abstractNumId w:val="31"/>
-  </w:num>
-  <w:num w:numId="37" w16cid:durableId="552959931">
-    <w:abstractNumId w:val="16"/>
-  </w:num>
-  <w:num w:numId="38" w16cid:durableId="1469664635">
+  <w:num w:numId="41" w16cid:durableId="1919098438">
     <w:abstractNumId w:val="17"/>
   </w:num>
-  <w:num w:numId="39" w16cid:durableId="760443791">
-    <w:abstractNumId w:val="10"/>
-  </w:num>
-  <w:num w:numId="40" w16cid:durableId="1181971870">
-    <w:abstractNumId w:val="6"/>
-  </w:num>
-  <w:num w:numId="41" w16cid:durableId="1919098438">
-    <w:abstractNumId w:val="15"/>
-  </w:num>
   <w:num w:numId="42" w16cid:durableId="281544323">
-    <w:abstractNumId w:val="32"/>
+    <w:abstractNumId w:val="35"/>
   </w:num>
   <w:num w:numId="43" w16cid:durableId="1295015785">
     <w:abstractNumId w:val="2"/>
   </w:num>
   <w:num w:numId="44" w16cid:durableId="1238058339">
-    <w:abstractNumId w:val="34"/>
+    <w:abstractNumId w:val="37"/>
   </w:num>
   <w:num w:numId="45" w16cid:durableId="1635871979">
-    <w:abstractNumId w:val="14"/>
+    <w:abstractNumId w:val="15"/>
   </w:num>
   <w:num w:numId="46" w16cid:durableId="1583756932">
-    <w:abstractNumId w:val="8"/>
+    <w:abstractNumId w:val="9"/>
   </w:num>
   <w:num w:numId="47" w16cid:durableId="1740443831">
-    <w:abstractNumId w:val="25"/>
+    <w:abstractNumId w:val="28"/>
   </w:num>
   <w:num w:numId="48" w16cid:durableId="1961061644">
-    <w:abstractNumId w:val="26"/>
+    <w:abstractNumId w:val="29"/>
   </w:num>
   <w:num w:numId="49" w16cid:durableId="1833333761">
     <w:abstractNumId w:val="1"/>
   </w:num>
   <w:num w:numId="50" w16cid:durableId="1086537227">
-    <w:abstractNumId w:val="19"/>
+    <w:abstractNumId w:val="21"/>
   </w:num>
   <w:num w:numId="51" w16cid:durableId="1759597857">
-    <w:abstractNumId w:val="38"/>
+    <w:abstractNumId w:val="42"/>
   </w:num>
   <w:num w:numId="52" w16cid:durableId="795946125">
-    <w:abstractNumId w:val="28"/>
+    <w:abstractNumId w:val="31"/>
   </w:num>
   <w:num w:numId="53" w16cid:durableId="923342957">
-    <w:abstractNumId w:val="22"/>
+    <w:abstractNumId w:val="24"/>
   </w:num>
   <w:num w:numId="54" w16cid:durableId="1894078045">
-    <w:abstractNumId w:val="30"/>
+    <w:abstractNumId w:val="33"/>
   </w:num>
   <w:num w:numId="55" w16cid:durableId="146359123">
     <w:abstractNumId w:val="0"/>
+  </w:num>
+  <w:num w:numId="56" w16cid:durableId="941836804">
+    <w:abstractNumId w:val="16"/>
+  </w:num>
+  <w:num w:numId="57" w16cid:durableId="1295521308">
+    <w:abstractNumId w:val="26"/>
+  </w:num>
+  <w:num w:numId="58" w16cid:durableId="543761659">
+    <w:abstractNumId w:val="38"/>
+  </w:num>
+  <w:num w:numId="59" w16cid:durableId="1822457380">
+    <w:abstractNumId w:val="4"/>
   </w:num>
 </w:numbering>
 </file>
@@ -12330,7 +13312,6 @@
   <w:style w:type="character" w:default="1" w:styleId="DefaultParagraphFont">
     <w:name w:val="Default Paragraph Font"/>
     <w:uiPriority w:val="1"/>
-    <w:semiHidden/>
     <w:unhideWhenUsed/>
   </w:style>
   <w:style w:type="table" w:default="1" w:styleId="TableNormal">
@@ -12644,6 +13625,29 @@
       <w:spacing w:val="5"/>
     </w:rPr>
   </w:style>
+  <w:style w:type="character" w:styleId="Hyperlink">
+    <w:name w:val="Hyperlink"/>
+    <w:basedOn w:val="DefaultParagraphFont"/>
+    <w:uiPriority w:val="99"/>
+    <w:unhideWhenUsed/>
+    <w:rsid w:val="00EE2F1C"/>
+    <w:rPr>
+      <w:color w:val="467886" w:themeColor="hyperlink"/>
+      <w:u w:val="single"/>
+    </w:rPr>
+  </w:style>
+  <w:style w:type="character" w:styleId="UnresolvedMention">
+    <w:name w:val="Unresolved Mention"/>
+    <w:basedOn w:val="DefaultParagraphFont"/>
+    <w:uiPriority w:val="99"/>
+    <w:semiHidden/>
+    <w:unhideWhenUsed/>
+    <w:rsid w:val="00EE2F1C"/>
+    <w:rPr>
+      <w:color w:val="605E5C"/>
+      <w:shd w:val="clear" w:color="auto" w:fill="E1DFDD"/>
+    </w:rPr>
+  </w:style>
 </w:styles>
 </file>
 
